--- a/www/user_guide.docx
+++ b/www/user_guide.docx
@@ -1856,6 +1856,211 @@
       </w:pPr>
       <w:r>
         <w:t xml:space="preserve">If you prefer to specify correlations manually:</w:t>
+      </w:r>
+    </w:p>
+    <w:p>
+      <w:pPr>
+        <w:pStyle w:val="BodyText"/>
+      </w:pPr>
+      <w:r>
+        <w:t xml:space="preserve"> </w:t>
+      </w:r>
+      <w:r>
+        <w:t xml:space="preserve">Two CSV templates appear inside the</w:t>
+      </w:r>
+      <w:r>
+        <w:t xml:space="preserve"> </w:t>
+      </w:r>
+      <w:r>
+        <w:t xml:space="preserve"> </w:t>
+      </w:r>
+      <w:r>
+        <w:t xml:space="preserve">panel and remove the need to construct the matrix from scratch:</w:t>
+      </w:r>
+    </w:p>
+    <w:p>
+      <w:pPr>
+        <w:pStyle w:val="BodyText"/>
+      </w:pPr>
+      <w:r>
+        <w:t xml:space="preserve"> </w:t>
+      </w:r>
+      <w:r>
+        <w:t xml:space="preserve">The templates ship with the canonical parameter names already in the first column and the header row (</w:t>
+      </w:r>
+      <w:r>
+        <w:t xml:space="preserve">,</w:t>
+      </w:r>
+      <w:r>
+        <w:t xml:space="preserve"> </w:t>
+      </w:r>
+      <w:r>
+        <w:t xml:space="preserve">,</w:t>
+      </w:r>
+      <w:r>
+        <w:t xml:space="preserve"> </w:t>
+      </w:r>
+      <w:r>
+        <w:t xml:space="preserve">,</w:t>
+      </w:r>
+      <w:r>
+        <w:t xml:space="preserve"> </w:t>
+      </w:r>
+      <w:r>
+        <w:t xml:space="preserve">,</w:t>
+      </w:r>
+      <w:r>
+        <w:t xml:space="preserve"> </w:t>
+      </w:r>
+      <w:r>
+        <w:t xml:space="preserve">,</w:t>
+      </w:r>
+      <w:r>
+        <w:t xml:space="preserve"> </w:t>
+      </w:r>
+      <w:r>
+        <w:t xml:space="preserve">,</w:t>
+      </w:r>
+      <w:r>
+        <w:t xml:space="preserve"> </w:t>
+      </w:r>
+      <w:r>
+        <w:t xml:space="preserve">,</w:t>
+      </w:r>
+      <w:r>
+        <w:t xml:space="preserve"> </w:t>
+      </w:r>
+      <w:r>
+        <w:t xml:space="preserve">,</w:t>
+      </w:r>
+      <w:r>
+        <w:t xml:space="preserve"> </w:t>
+      </w:r>
+      <w:r>
+        <w:t xml:space="preserve">,</w:t>
+      </w:r>
+      <w:r>
+        <w:t xml:space="preserve"> </w:t>
+      </w:r>
+      <w:r>
+        <w:t xml:space="preserve">,</w:t>
+      </w:r>
+      <w:r>
+        <w:t xml:space="preserve"> </w:t>
+      </w:r>
+      <w:r>
+        <w:t xml:space="preserve">,</w:t>
+      </w:r>
+      <w:r>
+        <w:t xml:space="preserve"> </w:t>
+      </w:r>
+      <w:r>
+        <w:t xml:space="preserve">,</w:t>
+      </w:r>
+      <w:r>
+        <w:t xml:space="preserve"> </w:t>
+      </w:r>
+      <w:r>
+        <w:t xml:space="preserve">,</w:t>
+      </w:r>
+      <w:r>
+        <w:t xml:space="preserve"> </w:t>
+      </w:r>
+      <w:r>
+        <w:t xml:space="preserve">,</w:t>
+      </w:r>
+      <w:r>
+        <w:t xml:space="preserve"> </w:t>
+      </w:r>
+      <w:r>
+        <w:t xml:space="preserve">,</w:t>
+      </w:r>
+      <w:r>
+        <w:t xml:space="preserve"> </w:t>
+      </w:r>
+      <w:r>
+        <w:t xml:space="preserve">,</w:t>
+      </w:r>
+      <w:r>
+        <w:t xml:space="preserve"> </w:t>
+      </w:r>
+      <w:r>
+        <w:t xml:space="preserve">,</w:t>
+      </w:r>
+      <w:r>
+        <w:t xml:space="preserve"> </w:t>
+      </w:r>
+      <w:r>
+        <w:t xml:space="preserve">,</w:t>
+      </w:r>
+      <w:r>
+        <w:t xml:space="preserve"> </w:t>
+      </w:r>
+      <w:r>
+        <w:t xml:space="preserve">,</w:t>
+      </w:r>
+      <w:r>
+        <w:t xml:space="preserve"> </w:t>
+      </w:r>
+      <w:r>
+        <w:t xml:space="preserve">,</w:t>
+      </w:r>
+      <w:r>
+        <w:t xml:space="preserve"> </w:t>
+      </w:r>
+      <w:r>
+        <w:t xml:space="preserve">,</w:t>
+      </w:r>
+      <w:r>
+        <w:t xml:space="preserve"> </w:t>
+      </w:r>
+      <w:r>
+        <w:t xml:space="preserve">,</w:t>
+      </w:r>
+      <w:r>
+        <w:t xml:space="preserve"> </w:t>
+      </w:r>
+      <w:r>
+        <w:t xml:space="preserve">,</w:t>
+      </w:r>
+      <w:r>
+        <w:t xml:space="preserve"> </w:t>
+      </w:r>
+      <w:r>
+        <w:t xml:space="preserve">,</w:t>
+      </w:r>
+      <w:r>
+        <w:t xml:space="preserve"> </w:t>
+      </w:r>
+      <w:r>
+        <w:t xml:space="preserve">).</w:t>
+      </w:r>
+      <w:r>
+        <w:t xml:space="preserve"> </w:t>
+      </w:r>
+      <w:r>
+        <w:t xml:space="preserve"> </w:t>
+      </w:r>
+      <w:r>
+        <w:t xml:space="preserve">— names that don’t match a catalogue parameter are silently ignored when the matrix is applied to the simulation (no error message; the correlation just doesn’t take effect). Legacy aliases such as</w:t>
+      </w:r>
+      <w:r>
+        <w:t xml:space="preserve"> </w:t>
+      </w:r>
+      <w:r>
+        <w:t xml:space="preserve"> </w:t>
+      </w:r>
+      <w:r>
+        <w:t xml:space="preserve">are resolved on the</w:t>
+      </w:r>
+      <w:r>
+        <w:t xml:space="preserve"> </w:t>
+      </w:r>
+      <w:r>
+        <w:t xml:space="preserve"> </w:t>
+      </w:r>
+      <w:r>
+        <w:t xml:space="preserve">upload only; on the correlation matrix they need to be the canonical names listed above.</w:t>
       </w:r>
     </w:p>
     <w:bookmarkEnd w:id="36"/>
@@ -4953,13 +5158,13 @@
 </file>
 
 <file path=customXml/itemProps1.xml><?xml version="1.0" encoding="utf-8"?>
-<ds:datastoreItem xmlns:ds="http://schemas.openxmlformats.org/officeDocument/2006/customXml" ds:itemID="{6E0882AC-B061-4A29-86BC-ADFB0DB52CA4}"/>
+<ds:datastoreItem xmlns:ds="http://schemas.openxmlformats.org/officeDocument/2006/customXml" ds:itemID="{D8626046-5E04-431D-AE9E-5F3F1B64EDB5}"/>
 </file>
 
 <file path=customXml/itemProps2.xml><?xml version="1.0" encoding="utf-8"?>
-<ds:datastoreItem xmlns:ds="http://schemas.openxmlformats.org/officeDocument/2006/customXml" ds:itemID="{8A531247-17D1-455C-842E-6391CD56D5D2}"/>
+<ds:datastoreItem xmlns:ds="http://schemas.openxmlformats.org/officeDocument/2006/customXml" ds:itemID="{EDE02A80-137D-4B51-BF5C-9E34AC142EC5}"/>
 </file>
 
 <file path=customXml/itemProps3.xml><?xml version="1.0" encoding="utf-8"?>
-<ds:datastoreItem xmlns:ds="http://schemas.openxmlformats.org/officeDocument/2006/customXml" ds:itemID="{04E3CB6B-499D-4C13-BF75-EA2BB31B8EFC}"/>
+<ds:datastoreItem xmlns:ds="http://schemas.openxmlformats.org/officeDocument/2006/customXml" ds:itemID="{05E6B68D-BFEC-4EAE-8AC4-3E271AF801CB}"/>
 </file>
--- a/www/user_guide.docx
+++ b/www/user_guide.docx
@@ -2061,6 +2061,17 @@
       </w:r>
       <w:r>
         <w:t xml:space="preserve">upload only; on the correlation matrix they need to be the canonical names listed above.</w:t>
+      </w:r>
+    </w:p>
+    <w:p>
+      <w:pPr>
+        <w:pStyle w:val="BodyText"/>
+      </w:pPr>
+      <w:r>
+        <w:t xml:space="preserve"> </w:t>
+      </w:r>
+      <w:r>
+        <w:t xml:space="preserve">If your uploaded matrix omits a parameter that the simulation uses (for example, you upload a small matrix covering only the parameters you want correlated), every pair involving the omitted parameter is treated as independent — the simulation runs and uses the correlations you did provide, but it does not invent values for the missing ones. Equivalent rule for header typos: a misspelled row/column name is treated the same as a missing parameter, so the correlation simply does not take effect. This is intentional graceful degradation, not an error, so the easiest way to verify your matrix is being used as you expect is to use the downloadable templates above (which ship with all canonical names already in place).</w:t>
       </w:r>
     </w:p>
     <w:bookmarkEnd w:id="36"/>
@@ -4934,237 +4945,4 @@
     </a:ext>
   </a:extLst>
 </a:theme>
-</file>
-
-<file path=customXml/item1.xml><?xml version="1.0" encoding="utf-8"?>
-<ct:contentTypeSchema xmlns:ct="http://schemas.microsoft.com/office/2006/metadata/contentType" xmlns:ma="http://schemas.microsoft.com/office/2006/metadata/properties/metaAttributes" ct:_="" ma:_="" ma:contentTypeName="Document" ma:contentTypeID="0x0101006AAA32E7549EE6449AC68337FF671C5A" ma:contentTypeVersion="12" ma:contentTypeDescription="Create a new document." ma:contentTypeScope="" ma:versionID="5b725368af9e92254b31af2044252fac">
-  <xsd:schema xmlns:xsd="http://www.w3.org/2001/XMLSchema" xmlns:xs="http://www.w3.org/2001/XMLSchema" xmlns:p="http://schemas.microsoft.com/office/2006/metadata/properties" xmlns:ns2="03e19825-731a-404b-84c3-310fff85d1a8" xmlns:ns3="a675dd88-c1ff-478a-b60f-ff004313760b" targetNamespace="http://schemas.microsoft.com/office/2006/metadata/properties" ma:root="true" ma:fieldsID="de1faf0135fd982ba30b50c3b754e7cb" ns2:_="" ns3:_="">
-    <xsd:import namespace="03e19825-731a-404b-84c3-310fff85d1a8"/>
-    <xsd:import namespace="a675dd88-c1ff-478a-b60f-ff004313760b"/>
-    <xsd:element name="properties">
-      <xsd:complexType>
-        <xsd:sequence>
-          <xsd:element name="documentManagement">
-            <xsd:complexType>
-              <xsd:all>
-                <xsd:element ref="ns2:MediaServiceMetadata" minOccurs="0"/>
-                <xsd:element ref="ns2:MediaServiceFastMetadata" minOccurs="0"/>
-                <xsd:element ref="ns2:MediaServiceSearchProperties" minOccurs="0"/>
-                <xsd:element ref="ns2:MediaServiceDateTaken" minOccurs="0"/>
-                <xsd:element ref="ns2:lcf76f155ced4ddcb4097134ff3c332f" minOccurs="0"/>
-                <xsd:element ref="ns3:TaxCatchAll" minOccurs="0"/>
-                <xsd:element ref="ns2:MediaServiceGenerationTime" minOccurs="0"/>
-                <xsd:element ref="ns2:MediaServiceEventHashCode" minOccurs="0"/>
-                <xsd:element ref="ns2:MediaServiceOCR" minOccurs="0"/>
-                <xsd:element ref="ns2:MediaLengthInSeconds" minOccurs="0"/>
-                <xsd:element ref="ns2:MediaServiceLocation" minOccurs="0"/>
-              </xsd:all>
-            </xsd:complexType>
-          </xsd:element>
-        </xsd:sequence>
-      </xsd:complexType>
-    </xsd:element>
-  </xsd:schema>
-  <xsd:schema xmlns:xsd="http://www.w3.org/2001/XMLSchema" xmlns:xs="http://www.w3.org/2001/XMLSchema" xmlns:dms="http://schemas.microsoft.com/office/2006/documentManagement/types" xmlns:pc="http://schemas.microsoft.com/office/infopath/2007/PartnerControls" targetNamespace="03e19825-731a-404b-84c3-310fff85d1a8" elementFormDefault="qualified">
-    <xsd:import namespace="http://schemas.microsoft.com/office/2006/documentManagement/types"/>
-    <xsd:import namespace="http://schemas.microsoft.com/office/infopath/2007/PartnerControls"/>
-    <xsd:element name="MediaServiceMetadata" ma:index="8" nillable="true" ma:displayName="MediaServiceMetadata" ma:hidden="true" ma:internalName="MediaServiceMetadata" ma:readOnly="true">
-      <xsd:simpleType>
-        <xsd:restriction base="dms:Note"/>
-      </xsd:simpleType>
-    </xsd:element>
-    <xsd:element name="MediaServiceFastMetadata" ma:index="9" nillable="true" ma:displayName="MediaServiceFastMetadata" ma:hidden="true" ma:internalName="MediaServiceFastMetadata" ma:readOnly="true">
-      <xsd:simpleType>
-        <xsd:restriction base="dms:Note"/>
-      </xsd:simpleType>
-    </xsd:element>
-    <xsd:element name="MediaServiceSearchProperties" ma:index="10" nillable="true" ma:displayName="MediaServiceSearchProperties" ma:hidden="true" ma:internalName="MediaServiceSearchProperties" ma:readOnly="true">
-      <xsd:simpleType>
-        <xsd:restriction base="dms:Note"/>
-      </xsd:simpleType>
-    </xsd:element>
-    <xsd:element name="MediaServiceDateTaken" ma:index="11" nillable="true" ma:displayName="MediaServiceDateTaken" ma:hidden="true" ma:indexed="true" ma:internalName="MediaServiceDateTaken" ma:readOnly="true">
-      <xsd:simpleType>
-        <xsd:restriction base="dms:Text"/>
-      </xsd:simpleType>
-    </xsd:element>
-    <xsd:element name="lcf76f155ced4ddcb4097134ff3c332f" ma:index="13" nillable="true" ma:taxonomy="true" ma:internalName="lcf76f155ced4ddcb4097134ff3c332f" ma:taxonomyFieldName="MediaServiceImageTags" ma:displayName="Image Tags" ma:readOnly="false" ma:fieldId="{5cf76f15-5ced-4ddc-b409-7134ff3c332f}" ma:taxonomyMulti="true" ma:sspId="41616629-9183-4d38-9e3a-f9db27d53a26" ma:termSetId="09814cd3-568e-fe90-9814-8d621ff8fb84" ma:anchorId="fba54fb3-c3e1-fe81-a776-ca4b69148c4d" ma:open="true" ma:isKeyword="false">
-      <xsd:complexType>
-        <xsd:sequence>
-          <xsd:element ref="pc:Terms" minOccurs="0" maxOccurs="1"/>
-        </xsd:sequence>
-      </xsd:complexType>
-    </xsd:element>
-    <xsd:element name="MediaServiceGenerationTime" ma:index="15" nillable="true" ma:displayName="MediaServiceGenerationTime" ma:hidden="true" ma:internalName="MediaServiceGenerationTime" ma:readOnly="true">
-      <xsd:simpleType>
-        <xsd:restriction base="dms:Text"/>
-      </xsd:simpleType>
-    </xsd:element>
-    <xsd:element name="MediaServiceEventHashCode" ma:index="16" nillable="true" ma:displayName="MediaServiceEventHashCode" ma:hidden="true" ma:internalName="MediaServiceEventHashCode" ma:readOnly="true">
-      <xsd:simpleType>
-        <xsd:restriction base="dms:Text"/>
-      </xsd:simpleType>
-    </xsd:element>
-    <xsd:element name="MediaServiceOCR" ma:index="17" nillable="true" ma:displayName="Extracted Text" ma:internalName="MediaServiceOCR" ma:readOnly="true">
-      <xsd:simpleType>
-        <xsd:restriction base="dms:Note">
-          <xsd:maxLength value="255"/>
-        </xsd:restriction>
-      </xsd:simpleType>
-    </xsd:element>
-    <xsd:element name="MediaLengthInSeconds" ma:index="18" nillable="true" ma:displayName="MediaLengthInSeconds" ma:hidden="true" ma:internalName="MediaLengthInSeconds" ma:readOnly="true">
-      <xsd:simpleType>
-        <xsd:restriction base="dms:Unknown"/>
-      </xsd:simpleType>
-    </xsd:element>
-    <xsd:element name="MediaServiceLocation" ma:index="19" nillable="true" ma:displayName="Location" ma:indexed="true" ma:internalName="MediaServiceLocation" ma:readOnly="true">
-      <xsd:simpleType>
-        <xsd:restriction base="dms:Text"/>
-      </xsd:simpleType>
-    </xsd:element>
-  </xsd:schema>
-  <xsd:schema xmlns:xsd="http://www.w3.org/2001/XMLSchema" xmlns:xs="http://www.w3.org/2001/XMLSchema" xmlns:dms="http://schemas.microsoft.com/office/2006/documentManagement/types" xmlns:pc="http://schemas.microsoft.com/office/infopath/2007/PartnerControls" targetNamespace="a675dd88-c1ff-478a-b60f-ff004313760b" elementFormDefault="qualified">
-    <xsd:import namespace="http://schemas.microsoft.com/office/2006/documentManagement/types"/>
-    <xsd:import namespace="http://schemas.microsoft.com/office/infopath/2007/PartnerControls"/>
-    <xsd:element name="TaxCatchAll" ma:index="14" nillable="true" ma:displayName="Taxonomy Catch All Column" ma:hidden="true" ma:list="{fee70d54-65c2-44e4-aa1e-ee2a67be174e}" ma:internalName="TaxCatchAll" ma:showField="CatchAllData" ma:web="a675dd88-c1ff-478a-b60f-ff004313760b">
-      <xsd:complexType>
-        <xsd:complexContent>
-          <xsd:extension base="dms:MultiChoiceLookup">
-            <xsd:sequence>
-              <xsd:element name="Value" type="dms:Lookup" maxOccurs="unbounded" minOccurs="0" nillable="true"/>
-            </xsd:sequence>
-          </xsd:extension>
-        </xsd:complexContent>
-      </xsd:complexType>
-    </xsd:element>
-  </xsd:schema>
-  <xsd:schema xmlns="http://schemas.openxmlformats.org/package/2006/metadata/core-properties" xmlns:xsd="http://www.w3.org/2001/XMLSchema" xmlns:xsi="http://www.w3.org/2001/XMLSchema-instance" xmlns:dc="http://purl.org/dc/elements/1.1/" xmlns:dcterms="http://purl.org/dc/terms/" xmlns:odoc="http://schemas.microsoft.com/internal/obd" targetNamespace="http://schemas.openxmlformats.org/package/2006/metadata/core-properties" elementFormDefault="qualified" attributeFormDefault="unqualified" blockDefault="#all">
-    <xsd:import namespace="http://purl.org/dc/elements/1.1/" schemaLocation="http://dublincore.org/schemas/xmls/qdc/2003/04/02/dc.xsd"/>
-    <xsd:import namespace="http://purl.org/dc/terms/" schemaLocation="http://dublincore.org/schemas/xmls/qdc/2003/04/02/dcterms.xsd"/>
-    <xsd:element name="coreProperties" type="CT_coreProperties"/>
-    <xsd:complexType name="CT_coreProperties">
-      <xsd:all>
-        <xsd:element ref="dc:creator" minOccurs="0" maxOccurs="1"/>
-        <xsd:element ref="dcterms:created" minOccurs="0" maxOccurs="1"/>
-        <xsd:element ref="dc:identifier" minOccurs="0" maxOccurs="1"/>
-        <xsd:element name="contentType" minOccurs="0" maxOccurs="1" type="xsd:string" ma:index="0" ma:displayName="Content Type"/>
-        <xsd:element ref="dc:title" minOccurs="0" maxOccurs="1" ma:index="4" ma:displayName="Title"/>
-        <xsd:element ref="dc:subject" minOccurs="0" maxOccurs="1"/>
-        <xsd:element ref="dc:description" minOccurs="0" maxOccurs="1"/>
-        <xsd:element name="keywords" minOccurs="0" maxOccurs="1" type="xsd:string"/>
-        <xsd:element ref="dc:language" minOccurs="0" maxOccurs="1"/>
-        <xsd:element name="category" minOccurs="0" maxOccurs="1" type="xsd:string"/>
-        <xsd:element name="version" minOccurs="0" maxOccurs="1" type="xsd:string"/>
-        <xsd:element name="revision" minOccurs="0" maxOccurs="1" type="xsd:string">
-          <xsd:annotation>
-            <xsd:documentation>
-                        This value indicates the number of saves or revisions. The application is responsible for updating this value after each revision.
-                    </xsd:documentation>
-          </xsd:annotation>
-        </xsd:element>
-        <xsd:element name="lastModifiedBy" minOccurs="0" maxOccurs="1" type="xsd:string"/>
-        <xsd:element ref="dcterms:modified" minOccurs="0" maxOccurs="1"/>
-        <xsd:element name="contentStatus" minOccurs="0" maxOccurs="1" type="xsd:string"/>
-      </xsd:all>
-    </xsd:complexType>
-  </xsd:schema>
-  <xs:schema xmlns:pc="http://schemas.microsoft.com/office/infopath/2007/PartnerControls" xmlns:xs="http://www.w3.org/2001/XMLSchema" targetNamespace="http://schemas.microsoft.com/office/infopath/2007/PartnerControls" elementFormDefault="qualified" attributeFormDefault="unqualified">
-    <xs:element name="Person">
-      <xs:complexType>
-        <xs:sequence>
-          <xs:element ref="pc:DisplayName" minOccurs="0"/>
-          <xs:element ref="pc:AccountId" minOccurs="0"/>
-          <xs:element ref="pc:AccountType" minOccurs="0"/>
-        </xs:sequence>
-      </xs:complexType>
-    </xs:element>
-    <xs:element name="DisplayName" type="xs:string"/>
-    <xs:element name="AccountId" type="xs:string"/>
-    <xs:element name="AccountType" type="xs:string"/>
-    <xs:element name="BDCAssociatedEntity">
-      <xs:complexType>
-        <xs:sequence>
-          <xs:element ref="pc:BDCEntity" minOccurs="0" maxOccurs="unbounded"/>
-        </xs:sequence>
-        <xs:attribute ref="pc:EntityNamespace"/>
-        <xs:attribute ref="pc:EntityName"/>
-        <xs:attribute ref="pc:SystemInstanceName"/>
-        <xs:attribute ref="pc:AssociationName"/>
-      </xs:complexType>
-    </xs:element>
-    <xs:attribute name="EntityNamespace" type="xs:string"/>
-    <xs:attribute name="EntityName" type="xs:string"/>
-    <xs:attribute name="SystemInstanceName" type="xs:string"/>
-    <xs:attribute name="AssociationName" type="xs:string"/>
-    <xs:element name="BDCEntity">
-      <xs:complexType>
-        <xs:sequence>
-          <xs:element ref="pc:EntityDisplayName" minOccurs="0"/>
-          <xs:element ref="pc:EntityInstanceReference" minOccurs="0"/>
-          <xs:element ref="pc:EntityId1" minOccurs="0"/>
-          <xs:element ref="pc:EntityId2" minOccurs="0"/>
-          <xs:element ref="pc:EntityId3" minOccurs="0"/>
-          <xs:element ref="pc:EntityId4" minOccurs="0"/>
-          <xs:element ref="pc:EntityId5" minOccurs="0"/>
-        </xs:sequence>
-      </xs:complexType>
-    </xs:element>
-    <xs:element name="EntityDisplayName" type="xs:string"/>
-    <xs:element name="EntityInstanceReference" type="xs:string"/>
-    <xs:element name="EntityId1" type="xs:string"/>
-    <xs:element name="EntityId2" type="xs:string"/>
-    <xs:element name="EntityId3" type="xs:string"/>
-    <xs:element name="EntityId4" type="xs:string"/>
-    <xs:element name="EntityId5" type="xs:string"/>
-    <xs:element name="Terms">
-      <xs:complexType>
-        <xs:sequence>
-          <xs:element ref="pc:TermInfo" minOccurs="0" maxOccurs="unbounded"/>
-        </xs:sequence>
-      </xs:complexType>
-    </xs:element>
-    <xs:element name="TermInfo">
-      <xs:complexType>
-        <xs:sequence>
-          <xs:element ref="pc:TermName" minOccurs="0"/>
-          <xs:element ref="pc:TermId" minOccurs="0"/>
-        </xs:sequence>
-      </xs:complexType>
-    </xs:element>
-    <xs:element name="TermName" type="xs:string"/>
-    <xs:element name="TermId" type="xs:string"/>
-  </xs:schema>
-</ct:contentTypeSchema>
-</file>
-
-<file path=customXml/item2.xml><?xml version="1.0" encoding="utf-8"?>
-<?mso-contentType ?>
-<FormTemplates xmlns="http://schemas.microsoft.com/sharepoint/v3/contenttype/forms">
-  <Display>DocumentLibraryForm</Display>
-  <Edit>DocumentLibraryForm</Edit>
-  <New>DocumentLibraryForm</New>
-</FormTemplates>
-</file>
-
-<file path=customXml/item3.xml><?xml version="1.0" encoding="utf-8"?>
-<p:properties xmlns:p="http://schemas.microsoft.com/office/2006/metadata/properties" xmlns:xsi="http://www.w3.org/2001/XMLSchema-instance" xmlns:pc="http://schemas.microsoft.com/office/infopath/2007/PartnerControls">
-  <documentManagement>
-    <lcf76f155ced4ddcb4097134ff3c332f xmlns="03e19825-731a-404b-84c3-310fff85d1a8">
-      <Terms xmlns="http://schemas.microsoft.com/office/infopath/2007/PartnerControls"/>
-    </lcf76f155ced4ddcb4097134ff3c332f>
-    <TaxCatchAll xmlns="a675dd88-c1ff-478a-b60f-ff004313760b" xsi:nil="true"/>
-  </documentManagement>
-</p:properties>
-</file>
-
-<file path=customXml/itemProps1.xml><?xml version="1.0" encoding="utf-8"?>
-<ds:datastoreItem xmlns:ds="http://schemas.openxmlformats.org/officeDocument/2006/customXml" ds:itemID="{D8626046-5E04-431D-AE9E-5F3F1B64EDB5}"/>
-</file>
-
-<file path=customXml/itemProps2.xml><?xml version="1.0" encoding="utf-8"?>
-<ds:datastoreItem xmlns:ds="http://schemas.openxmlformats.org/officeDocument/2006/customXml" ds:itemID="{EDE02A80-137D-4B51-BF5C-9E34AC142EC5}"/>
-</file>
-
-<file path=customXml/itemProps3.xml><?xml version="1.0" encoding="utf-8"?>
-<ds:datastoreItem xmlns:ds="http://schemas.openxmlformats.org/officeDocument/2006/customXml" ds:itemID="{05E6B68D-BFEC-4EAE-8AC4-3E271AF801CB}"/>
 </file>
--- a/www/user_guide.docx
+++ b/www/user_guide.docx
@@ -1729,6 +1729,43 @@
       </w:pPr>
       <w:r>
         <w:t xml:space="preserve">Correlations (Tab 4 — Correlations)</w:t>
+      </w:r>
+    </w:p>
+    <w:p>
+      <w:pPr>
+        <w:pStyle w:val="FirstParagraph"/>
+      </w:pPr>
+      <w:r>
+        <w:t xml:space="preserve"> </w:t>
+      </w:r>
+      <w:r>
+        <w:t xml:space="preserve">For a side-by-side worked comparison of all four correlation modes applied to the Country X / Country Y built-in examples — including how each mode changes the 95% confidence interval on total CO</w:t>
+      </w:r>
+      <m:oMath>
+        <m:sSub>
+          <m:e>
+            <m:r>
+              <m:t>​</m:t>
+            </m:r>
+          </m:e>
+          <m:sub>
+            <m:r>
+              <m:t>2</m:t>
+            </m:r>
+          </m:sub>
+        </m:sSub>
+      </m:oMath>
+      <w:r>
+        <w:t xml:space="preserve">eq, the structural-defaults heatmap with per-pair sources, and the common mistakes to avoid — click the green</w:t>
+      </w:r>
+      <w:r>
+        <w:t xml:space="preserve"> </w:t>
+      </w:r>
+      <w:r>
+        <w:t xml:space="preserve"> </w:t>
+      </w:r>
+      <w:r>
+        <w:t xml:space="preserve">link at the top of the Activity Data Correlations card on Tab 4. It opens a focused topic page in a new browser tab.</w:t>
       </w:r>
     </w:p>
     <w:bookmarkStart w:id="32" w:name="why-correlations-matter"/>

--- a/www/user_guide.docx
+++ b/www/user_guide.docx
@@ -370,13 +370,13 @@
       </w:r>
     </w:p>
     <w:bookmarkEnd w:id="13"/>
-    <w:bookmarkStart w:id="14" w:name="Xe00f91620ce2745c168df1c53c3192ab266978c"/>
+    <w:bookmarkStart w:id="14" w:name="ai-assisted-data-preparation"/>
     <w:p>
       <w:pPr>
         <w:pStyle w:val="Heading2"/>
       </w:pPr>
       <w:r>
-        <w:t xml:space="preserve">AI-assisted data preparation (optional, free)</w:t>
+        <w:t xml:space="preserve">AI-assisted data preparation</w:t>
       </w:r>
     </w:p>
     <w:p>
@@ -384,87 +384,32 @@
         <w:pStyle w:val="FirstParagraph"/>
       </w:pPr>
       <w:r>
-        <w:t xml:space="preserve">If your raw inventory data lives in your own Excel or CSV files with column names that do not match the template, you can use the free</w:t>
-      </w:r>
-      <w:r>
-        <w:t xml:space="preserve"> </w:t>
-      </w:r>
-      <w:r>
-        <w:rPr>
-          <w:b/>
-          <w:bCs/>
-        </w:rPr>
-        <w:t xml:space="preserve">GMH Uncertainty Translator</w:t>
-      </w:r>
-      <w:r>
-        <w:t xml:space="preserve"> </w:t>
-      </w:r>
-      <w:r>
-        <w:t xml:space="preserve">on</w:t>
-      </w:r>
-      <w:r>
-        <w:t xml:space="preserve"> </w:t>
-      </w:r>
-      <w:r>
-        <w:t xml:space="preserve"> </w:t>
-      </w:r>
-      <w:r>
-        <w:t xml:space="preserve">to do the column-mapping and unit-conversion work for you. The Translator is a small AI assistant — loaded with the parameter catalogue, the template schema, and ten worked mapping examples — that you set up once inside your own free Claude.ai account and then reuse for every inventory. It is free, requires no installation, and your data stays inside your own account.</w:t>
-      </w:r>
-    </w:p>
-    <w:p>
-      <w:pPr>
-        <w:pStyle w:val="BodyText"/>
-      </w:pPr>
-      <w:r>
-        <w:t xml:space="preserve"> </w:t>
-      </w:r>
-      <w:r>
-        <w:t xml:space="preserve">The Resources tab offers a downloadable</w:t>
-      </w:r>
-      <w:r>
-        <w:t xml:space="preserve"> </w:t>
-      </w:r>
-      <w:r>
-        <w:t xml:space="preserve"> </w:t>
-      </w:r>
-      <w:r>
-        <w:t xml:space="preserve">containing a system-instructions file plus four small knowledge files. After signing up for a free Claude.ai account, you create a Project in claude.ai (Projects</w:t>
-      </w:r>
-      <w:r>
-        <w:t xml:space="preserve"> </w:t>
-      </w:r>
-      <m:oMath>
-        <m:r>
-          <m:rPr>
-            <m:sty m:val="p"/>
-          </m:rPr>
-          <m:t>→</m:t>
-        </m:r>
-      </m:oMath>
-      <w:r>
-        <w:t xml:space="preserve"> </w:t>
-      </w:r>
-      <w:r>
-        <w:t xml:space="preserve">Create project), paste the contents of</w:t>
-      </w:r>
-      <w:r>
-        <w:t xml:space="preserve"> </w:t>
-      </w:r>
-      <w:r>
-        <w:t xml:space="preserve"> </w:t>
-      </w:r>
-      <w:r>
-        <w:t xml:space="preserve">into the Project’s</w:t>
-      </w:r>
-      <w:r>
-        <w:t xml:space="preserve"> </w:t>
-      </w:r>
-      <w:r>
-        <w:t xml:space="preserve"> </w:t>
-      </w:r>
-      <w:r>
-        <w:t xml:space="preserve">field, then drag the four knowledge files (</w:t>
+        <w:t xml:space="preserve">If your raw inventory data lives in your own Excel or CSV files with column names that do not match the template, the tool offers an</w:t>
+      </w:r>
+      <w:r>
+        <w:t xml:space="preserve"> </w:t>
+      </w:r>
+      <w:r>
+        <w:t xml:space="preserve"> </w:t>
+      </w:r>
+      <w:r>
+        <w:t xml:space="preserve">that does the column-mapping and unit-conversion work for you. It is a small chat panel on the Resources tab; you upload your data and the AI proposes a mapping, asks any clarifying questions, and produces a filled template you can download.</w:t>
+      </w:r>
+    </w:p>
+    <w:p>
+      <w:pPr>
+        <w:pStyle w:val="BodyText"/>
+      </w:pPr>
+    </w:p>
+    <w:p>
+      <w:pPr>
+        <w:pStyle w:val="BodyText"/>
+      </w:pPr>
+      <w:r>
+        <w:t xml:space="preserve"> </w:t>
+      </w:r>
+      <w:r>
+        <w:t xml:space="preserve">The translator is most useful when (a) your data is in a non-standard shape, (b) your column names differ from the template (e.g. </w:t>
       </w:r>
       <w:r>
         <w:t xml:space="preserve">,</w:t>
@@ -473,94 +418,6 @@
         <w:t xml:space="preserve"> </w:t>
       </w:r>
       <w:r>
-        <w:t xml:space="preserve">,</w:t>
-      </w:r>
-      <w:r>
-        <w:t xml:space="preserve"> </w:t>
-      </w:r>
-      <w:r>
-        <w:t xml:space="preserve">,</w:t>
-      </w:r>
-      <w:r>
-        <w:t xml:space="preserve"> </w:t>
-      </w:r>
-      <w:r>
-        <w:t xml:space="preserve">) into the Project’s</w:t>
-      </w:r>
-      <w:r>
-        <w:t xml:space="preserve"> </w:t>
-      </w:r>
-      <w:r>
-        <w:t xml:space="preserve"> </w:t>
-      </w:r>
-      <w:r>
-        <w:t xml:space="preserve">panel. That is the whole setup — you only do it once. Step-by-step screenshots are in the Getting Started guide available from the Resources tab.</w:t>
-      </w:r>
-    </w:p>
-    <w:p>
-      <w:pPr>
-        <w:pStyle w:val="BodyText"/>
-      </w:pPr>
-      <w:r>
-        <w:t xml:space="preserve"> </w:t>
-      </w:r>
-      <w:r>
-        <w:t xml:space="preserve">The chat with the Translator has two distinct inputs you provide: a</w:t>
-      </w:r>
-      <w:r>
-        <w:t xml:space="preserve"> </w:t>
-      </w:r>
-      <w:r>
-        <w:t xml:space="preserve"> </w:t>
-      </w:r>
-      <w:r>
-        <w:t xml:space="preserve">that you</w:t>
-      </w:r>
-      <w:r>
-        <w:t xml:space="preserve"> </w:t>
-      </w:r>
-      <w:r>
-        <w:t xml:space="preserve"> </w:t>
-      </w:r>
-      <w:r>
-        <w:t xml:space="preserve">into the chat, and your</w:t>
-      </w:r>
-      <w:r>
-        <w:t xml:space="preserve"> </w:t>
-      </w:r>
-      <w:r>
-        <w:t xml:space="preserve"> </w:t>
-      </w:r>
-      <w:r>
-        <w:t xml:space="preserve">that you</w:t>
-      </w:r>
-      <w:r>
-        <w:t xml:space="preserve"> </w:t>
-      </w:r>
-      <w:r>
-        <w:t xml:space="preserve"> </w:t>
-      </w:r>
-      <w:r>
-        <w:t xml:space="preserve">when Claude prompts you. The questionnaire is not a separate upload — it is a one-page form whose contents you copy-paste into the chat box, so Claude knows about your inventory up front and can skip its warm-up questions.</w:t>
-      </w:r>
-    </w:p>
-    <w:p>
-      <w:pPr>
-        <w:pStyle w:val="BodyText"/>
-      </w:pPr>
-      <w:r>
-        <w:t xml:space="preserve"> </w:t>
-      </w:r>
-      <w:r>
-        <w:t xml:space="preserve">The Translator is most useful when (a) your data is in a non-standard shape, (b) your column names differ from the template (e.g. </w:t>
-      </w:r>
-      <w:r>
-        <w:t xml:space="preserve">,</w:t>
-      </w:r>
-      <w:r>
-        <w:t xml:space="preserve"> </w:t>
-      </w:r>
-      <w:r>
         <w:t xml:space="preserve">), (c) you have data in inconsistent units (lbs vs kg, fractions vs percentages), or (d) you want IPCC defaults filled in for the parameters you do not measure.</w:t>
       </w:r>
     </w:p>
@@ -572,7 +429,30 @@
         <w:t xml:space="preserve"> </w:t>
       </w:r>
       <w:r>
-        <w:t xml:space="preserve">The Translator does column-mapping, not analysis. Always (a) spot-check the key numbers (population, body weight, milk yield) by comparing with your original file, and (b) review the QA/QC tab after upload — any value the Translator filled from an IPCC default is flagged in amber there.</w:t>
+        <w:t xml:space="preserve">The translator does column-mapping, not analysis. Always (a) spot-check the key numbers (population, body weight, milk yield) by comparing with your original file, and (b) review the QA/QC tab after upload — any value the translator filled from an IPCC default is flagged in amber there.</w:t>
+      </w:r>
+    </w:p>
+    <w:p>
+      <w:pPr>
+        <w:pStyle w:val="BodyText"/>
+      </w:pPr>
+      <w:r>
+        <w:t xml:space="preserve"> </w:t>
+      </w:r>
+      <w:r>
+        <w:t xml:space="preserve">The translator is hosted by the GMH project on a small AI account (no payment from you). The chat does not store your input data — only your email and a per-call token count are logged so the administrator can monitor monthly usage. A $10/month global spending cap prevents runaway use; if the cap is hit you will see a clear</w:t>
+      </w:r>
+      <w:r>
+        <w:t xml:space="preserve"> </w:t>
+      </w:r>
+      <w:r>
+        <w:t xml:space="preserve">“monthly cap reached, contact administrator”</w:t>
+      </w:r>
+      <w:r>
+        <w:t xml:space="preserve"> </w:t>
+      </w:r>
+      <w:r>
+        <w:t xml:space="preserve">message.</w:t>
       </w:r>
     </w:p>
     <w:bookmarkEnd w:id="14"/>
@@ -4982,4 +4862,237 @@
     </a:ext>
   </a:extLst>
 </a:theme>
+</file>
+
+<file path=customXml/item1.xml><?xml version="1.0" encoding="utf-8"?>
+<ct:contentTypeSchema xmlns:ct="http://schemas.microsoft.com/office/2006/metadata/contentType" xmlns:ma="http://schemas.microsoft.com/office/2006/metadata/properties/metaAttributes" ct:_="" ma:_="" ma:contentTypeName="Document" ma:contentTypeID="0x0101006AAA32E7549EE6449AC68337FF671C5A" ma:contentTypeVersion="12" ma:contentTypeDescription="Create a new document." ma:contentTypeScope="" ma:versionID="5b725368af9e92254b31af2044252fac">
+  <xsd:schema xmlns:xsd="http://www.w3.org/2001/XMLSchema" xmlns:xs="http://www.w3.org/2001/XMLSchema" xmlns:p="http://schemas.microsoft.com/office/2006/metadata/properties" xmlns:ns2="03e19825-731a-404b-84c3-310fff85d1a8" xmlns:ns3="a675dd88-c1ff-478a-b60f-ff004313760b" targetNamespace="http://schemas.microsoft.com/office/2006/metadata/properties" ma:root="true" ma:fieldsID="de1faf0135fd982ba30b50c3b754e7cb" ns2:_="" ns3:_="">
+    <xsd:import namespace="03e19825-731a-404b-84c3-310fff85d1a8"/>
+    <xsd:import namespace="a675dd88-c1ff-478a-b60f-ff004313760b"/>
+    <xsd:element name="properties">
+      <xsd:complexType>
+        <xsd:sequence>
+          <xsd:element name="documentManagement">
+            <xsd:complexType>
+              <xsd:all>
+                <xsd:element ref="ns2:MediaServiceMetadata" minOccurs="0"/>
+                <xsd:element ref="ns2:MediaServiceFastMetadata" minOccurs="0"/>
+                <xsd:element ref="ns2:MediaServiceSearchProperties" minOccurs="0"/>
+                <xsd:element ref="ns2:MediaServiceDateTaken" minOccurs="0"/>
+                <xsd:element ref="ns2:lcf76f155ced4ddcb4097134ff3c332f" minOccurs="0"/>
+                <xsd:element ref="ns3:TaxCatchAll" minOccurs="0"/>
+                <xsd:element ref="ns2:MediaServiceGenerationTime" minOccurs="0"/>
+                <xsd:element ref="ns2:MediaServiceEventHashCode" minOccurs="0"/>
+                <xsd:element ref="ns2:MediaServiceOCR" minOccurs="0"/>
+                <xsd:element ref="ns2:MediaLengthInSeconds" minOccurs="0"/>
+                <xsd:element ref="ns2:MediaServiceLocation" minOccurs="0"/>
+              </xsd:all>
+            </xsd:complexType>
+          </xsd:element>
+        </xsd:sequence>
+      </xsd:complexType>
+    </xsd:element>
+  </xsd:schema>
+  <xsd:schema xmlns:xsd="http://www.w3.org/2001/XMLSchema" xmlns:xs="http://www.w3.org/2001/XMLSchema" xmlns:dms="http://schemas.microsoft.com/office/2006/documentManagement/types" xmlns:pc="http://schemas.microsoft.com/office/infopath/2007/PartnerControls" targetNamespace="03e19825-731a-404b-84c3-310fff85d1a8" elementFormDefault="qualified">
+    <xsd:import namespace="http://schemas.microsoft.com/office/2006/documentManagement/types"/>
+    <xsd:import namespace="http://schemas.microsoft.com/office/infopath/2007/PartnerControls"/>
+    <xsd:element name="MediaServiceMetadata" ma:index="8" nillable="true" ma:displayName="MediaServiceMetadata" ma:hidden="true" ma:internalName="MediaServiceMetadata" ma:readOnly="true">
+      <xsd:simpleType>
+        <xsd:restriction base="dms:Note"/>
+      </xsd:simpleType>
+    </xsd:element>
+    <xsd:element name="MediaServiceFastMetadata" ma:index="9" nillable="true" ma:displayName="MediaServiceFastMetadata" ma:hidden="true" ma:internalName="MediaServiceFastMetadata" ma:readOnly="true">
+      <xsd:simpleType>
+        <xsd:restriction base="dms:Note"/>
+      </xsd:simpleType>
+    </xsd:element>
+    <xsd:element name="MediaServiceSearchProperties" ma:index="10" nillable="true" ma:displayName="MediaServiceSearchProperties" ma:hidden="true" ma:internalName="MediaServiceSearchProperties" ma:readOnly="true">
+      <xsd:simpleType>
+        <xsd:restriction base="dms:Note"/>
+      </xsd:simpleType>
+    </xsd:element>
+    <xsd:element name="MediaServiceDateTaken" ma:index="11" nillable="true" ma:displayName="MediaServiceDateTaken" ma:hidden="true" ma:indexed="true" ma:internalName="MediaServiceDateTaken" ma:readOnly="true">
+      <xsd:simpleType>
+        <xsd:restriction base="dms:Text"/>
+      </xsd:simpleType>
+    </xsd:element>
+    <xsd:element name="lcf76f155ced4ddcb4097134ff3c332f" ma:index="13" nillable="true" ma:taxonomy="true" ma:internalName="lcf76f155ced4ddcb4097134ff3c332f" ma:taxonomyFieldName="MediaServiceImageTags" ma:displayName="Image Tags" ma:readOnly="false" ma:fieldId="{5cf76f15-5ced-4ddc-b409-7134ff3c332f}" ma:taxonomyMulti="true" ma:sspId="41616629-9183-4d38-9e3a-f9db27d53a26" ma:termSetId="09814cd3-568e-fe90-9814-8d621ff8fb84" ma:anchorId="fba54fb3-c3e1-fe81-a776-ca4b69148c4d" ma:open="true" ma:isKeyword="false">
+      <xsd:complexType>
+        <xsd:sequence>
+          <xsd:element ref="pc:Terms" minOccurs="0" maxOccurs="1"/>
+        </xsd:sequence>
+      </xsd:complexType>
+    </xsd:element>
+    <xsd:element name="MediaServiceGenerationTime" ma:index="15" nillable="true" ma:displayName="MediaServiceGenerationTime" ma:hidden="true" ma:internalName="MediaServiceGenerationTime" ma:readOnly="true">
+      <xsd:simpleType>
+        <xsd:restriction base="dms:Text"/>
+      </xsd:simpleType>
+    </xsd:element>
+    <xsd:element name="MediaServiceEventHashCode" ma:index="16" nillable="true" ma:displayName="MediaServiceEventHashCode" ma:hidden="true" ma:internalName="MediaServiceEventHashCode" ma:readOnly="true">
+      <xsd:simpleType>
+        <xsd:restriction base="dms:Text"/>
+      </xsd:simpleType>
+    </xsd:element>
+    <xsd:element name="MediaServiceOCR" ma:index="17" nillable="true" ma:displayName="Extracted Text" ma:internalName="MediaServiceOCR" ma:readOnly="true">
+      <xsd:simpleType>
+        <xsd:restriction base="dms:Note">
+          <xsd:maxLength value="255"/>
+        </xsd:restriction>
+      </xsd:simpleType>
+    </xsd:element>
+    <xsd:element name="MediaLengthInSeconds" ma:index="18" nillable="true" ma:displayName="MediaLengthInSeconds" ma:hidden="true" ma:internalName="MediaLengthInSeconds" ma:readOnly="true">
+      <xsd:simpleType>
+        <xsd:restriction base="dms:Unknown"/>
+      </xsd:simpleType>
+    </xsd:element>
+    <xsd:element name="MediaServiceLocation" ma:index="19" nillable="true" ma:displayName="Location" ma:indexed="true" ma:internalName="MediaServiceLocation" ma:readOnly="true">
+      <xsd:simpleType>
+        <xsd:restriction base="dms:Text"/>
+      </xsd:simpleType>
+    </xsd:element>
+  </xsd:schema>
+  <xsd:schema xmlns:xsd="http://www.w3.org/2001/XMLSchema" xmlns:xs="http://www.w3.org/2001/XMLSchema" xmlns:dms="http://schemas.microsoft.com/office/2006/documentManagement/types" xmlns:pc="http://schemas.microsoft.com/office/infopath/2007/PartnerControls" targetNamespace="a675dd88-c1ff-478a-b60f-ff004313760b" elementFormDefault="qualified">
+    <xsd:import namespace="http://schemas.microsoft.com/office/2006/documentManagement/types"/>
+    <xsd:import namespace="http://schemas.microsoft.com/office/infopath/2007/PartnerControls"/>
+    <xsd:element name="TaxCatchAll" ma:index="14" nillable="true" ma:displayName="Taxonomy Catch All Column" ma:hidden="true" ma:list="{fee70d54-65c2-44e4-aa1e-ee2a67be174e}" ma:internalName="TaxCatchAll" ma:showField="CatchAllData" ma:web="a675dd88-c1ff-478a-b60f-ff004313760b">
+      <xsd:complexType>
+        <xsd:complexContent>
+          <xsd:extension base="dms:MultiChoiceLookup">
+            <xsd:sequence>
+              <xsd:element name="Value" type="dms:Lookup" maxOccurs="unbounded" minOccurs="0" nillable="true"/>
+            </xsd:sequence>
+          </xsd:extension>
+        </xsd:complexContent>
+      </xsd:complexType>
+    </xsd:element>
+  </xsd:schema>
+  <xsd:schema xmlns="http://schemas.openxmlformats.org/package/2006/metadata/core-properties" xmlns:xsd="http://www.w3.org/2001/XMLSchema" xmlns:xsi="http://www.w3.org/2001/XMLSchema-instance" xmlns:dc="http://purl.org/dc/elements/1.1/" xmlns:dcterms="http://purl.org/dc/terms/" xmlns:odoc="http://schemas.microsoft.com/internal/obd" targetNamespace="http://schemas.openxmlformats.org/package/2006/metadata/core-properties" elementFormDefault="qualified" attributeFormDefault="unqualified" blockDefault="#all">
+    <xsd:import namespace="http://purl.org/dc/elements/1.1/" schemaLocation="http://dublincore.org/schemas/xmls/qdc/2003/04/02/dc.xsd"/>
+    <xsd:import namespace="http://purl.org/dc/terms/" schemaLocation="http://dublincore.org/schemas/xmls/qdc/2003/04/02/dcterms.xsd"/>
+    <xsd:element name="coreProperties" type="CT_coreProperties"/>
+    <xsd:complexType name="CT_coreProperties">
+      <xsd:all>
+        <xsd:element ref="dc:creator" minOccurs="0" maxOccurs="1"/>
+        <xsd:element ref="dcterms:created" minOccurs="0" maxOccurs="1"/>
+        <xsd:element ref="dc:identifier" minOccurs="0" maxOccurs="1"/>
+        <xsd:element name="contentType" minOccurs="0" maxOccurs="1" type="xsd:string" ma:index="0" ma:displayName="Content Type"/>
+        <xsd:element ref="dc:title" minOccurs="0" maxOccurs="1" ma:index="4" ma:displayName="Title"/>
+        <xsd:element ref="dc:subject" minOccurs="0" maxOccurs="1"/>
+        <xsd:element ref="dc:description" minOccurs="0" maxOccurs="1"/>
+        <xsd:element name="keywords" minOccurs="0" maxOccurs="1" type="xsd:string"/>
+        <xsd:element ref="dc:language" minOccurs="0" maxOccurs="1"/>
+        <xsd:element name="category" minOccurs="0" maxOccurs="1" type="xsd:string"/>
+        <xsd:element name="version" minOccurs="0" maxOccurs="1" type="xsd:string"/>
+        <xsd:element name="revision" minOccurs="0" maxOccurs="1" type="xsd:string">
+          <xsd:annotation>
+            <xsd:documentation>
+                        This value indicates the number of saves or revisions. The application is responsible for updating this value after each revision.
+                    </xsd:documentation>
+          </xsd:annotation>
+        </xsd:element>
+        <xsd:element name="lastModifiedBy" minOccurs="0" maxOccurs="1" type="xsd:string"/>
+        <xsd:element ref="dcterms:modified" minOccurs="0" maxOccurs="1"/>
+        <xsd:element name="contentStatus" minOccurs="0" maxOccurs="1" type="xsd:string"/>
+      </xsd:all>
+    </xsd:complexType>
+  </xsd:schema>
+  <xs:schema xmlns:pc="http://schemas.microsoft.com/office/infopath/2007/PartnerControls" xmlns:xs="http://www.w3.org/2001/XMLSchema" targetNamespace="http://schemas.microsoft.com/office/infopath/2007/PartnerControls" elementFormDefault="qualified" attributeFormDefault="unqualified">
+    <xs:element name="Person">
+      <xs:complexType>
+        <xs:sequence>
+          <xs:element ref="pc:DisplayName" minOccurs="0"/>
+          <xs:element ref="pc:AccountId" minOccurs="0"/>
+          <xs:element ref="pc:AccountType" minOccurs="0"/>
+        </xs:sequence>
+      </xs:complexType>
+    </xs:element>
+    <xs:element name="DisplayName" type="xs:string"/>
+    <xs:element name="AccountId" type="xs:string"/>
+    <xs:element name="AccountType" type="xs:string"/>
+    <xs:element name="BDCAssociatedEntity">
+      <xs:complexType>
+        <xs:sequence>
+          <xs:element ref="pc:BDCEntity" minOccurs="0" maxOccurs="unbounded"/>
+        </xs:sequence>
+        <xs:attribute ref="pc:EntityNamespace"/>
+        <xs:attribute ref="pc:EntityName"/>
+        <xs:attribute ref="pc:SystemInstanceName"/>
+        <xs:attribute ref="pc:AssociationName"/>
+      </xs:complexType>
+    </xs:element>
+    <xs:attribute name="EntityNamespace" type="xs:string"/>
+    <xs:attribute name="EntityName" type="xs:string"/>
+    <xs:attribute name="SystemInstanceName" type="xs:string"/>
+    <xs:attribute name="AssociationName" type="xs:string"/>
+    <xs:element name="BDCEntity">
+      <xs:complexType>
+        <xs:sequence>
+          <xs:element ref="pc:EntityDisplayName" minOccurs="0"/>
+          <xs:element ref="pc:EntityInstanceReference" minOccurs="0"/>
+          <xs:element ref="pc:EntityId1" minOccurs="0"/>
+          <xs:element ref="pc:EntityId2" minOccurs="0"/>
+          <xs:element ref="pc:EntityId3" minOccurs="0"/>
+          <xs:element ref="pc:EntityId4" minOccurs="0"/>
+          <xs:element ref="pc:EntityId5" minOccurs="0"/>
+        </xs:sequence>
+      </xs:complexType>
+    </xs:element>
+    <xs:element name="EntityDisplayName" type="xs:string"/>
+    <xs:element name="EntityInstanceReference" type="xs:string"/>
+    <xs:element name="EntityId1" type="xs:string"/>
+    <xs:element name="EntityId2" type="xs:string"/>
+    <xs:element name="EntityId3" type="xs:string"/>
+    <xs:element name="EntityId4" type="xs:string"/>
+    <xs:element name="EntityId5" type="xs:string"/>
+    <xs:element name="Terms">
+      <xs:complexType>
+        <xs:sequence>
+          <xs:element ref="pc:TermInfo" minOccurs="0" maxOccurs="unbounded"/>
+        </xs:sequence>
+      </xs:complexType>
+    </xs:element>
+    <xs:element name="TermInfo">
+      <xs:complexType>
+        <xs:sequence>
+          <xs:element ref="pc:TermName" minOccurs="0"/>
+          <xs:element ref="pc:TermId" minOccurs="0"/>
+        </xs:sequence>
+      </xs:complexType>
+    </xs:element>
+    <xs:element name="TermName" type="xs:string"/>
+    <xs:element name="TermId" type="xs:string"/>
+  </xs:schema>
+</ct:contentTypeSchema>
+</file>
+
+<file path=customXml/item2.xml><?xml version="1.0" encoding="utf-8"?>
+<?mso-contentType ?>
+<FormTemplates xmlns="http://schemas.microsoft.com/sharepoint/v3/contenttype/forms">
+  <Display>DocumentLibraryForm</Display>
+  <Edit>DocumentLibraryForm</Edit>
+  <New>DocumentLibraryForm</New>
+</FormTemplates>
+</file>
+
+<file path=customXml/item3.xml><?xml version="1.0" encoding="utf-8"?>
+<p:properties xmlns:p="http://schemas.microsoft.com/office/2006/metadata/properties" xmlns:xsi="http://www.w3.org/2001/XMLSchema-instance" xmlns:pc="http://schemas.microsoft.com/office/infopath/2007/PartnerControls">
+  <documentManagement>
+    <lcf76f155ced4ddcb4097134ff3c332f xmlns="03e19825-731a-404b-84c3-310fff85d1a8">
+      <Terms xmlns="http://schemas.microsoft.com/office/infopath/2007/PartnerControls"/>
+    </lcf76f155ced4ddcb4097134ff3c332f>
+    <TaxCatchAll xmlns="a675dd88-c1ff-478a-b60f-ff004313760b" xsi:nil="true"/>
+  </documentManagement>
+</p:properties>
+</file>
+
+<file path=customXml/itemProps1.xml><?xml version="1.0" encoding="utf-8"?>
+<ds:datastoreItem xmlns:ds="http://schemas.openxmlformats.org/officeDocument/2006/customXml" ds:itemID="{80585C53-3070-4F49-BA35-4CEDD54E02DF}"/>
+</file>
+
+<file path=customXml/itemProps2.xml><?xml version="1.0" encoding="utf-8"?>
+<ds:datastoreItem xmlns:ds="http://schemas.openxmlformats.org/officeDocument/2006/customXml" ds:itemID="{487B59AF-BD50-4008-811C-A82F919C11E3}"/>
+</file>
+
+<file path=customXml/itemProps3.xml><?xml version="1.0" encoding="utf-8"?>
+<ds:datastoreItem xmlns:ds="http://schemas.openxmlformats.org/officeDocument/2006/customXml" ds:itemID="{BF1E7E33-3C1D-4562-A5BE-4BCED988E55B}"/>
 </file>
--- a/www/user_guide.docx
+++ b/www/user_guide.docx
@@ -4862,237 +4862,4 @@
     </a:ext>
   </a:extLst>
 </a:theme>
-</file>
-
-<file path=customXml/item1.xml><?xml version="1.0" encoding="utf-8"?>
-<ct:contentTypeSchema xmlns:ct="http://schemas.microsoft.com/office/2006/metadata/contentType" xmlns:ma="http://schemas.microsoft.com/office/2006/metadata/properties/metaAttributes" ct:_="" ma:_="" ma:contentTypeName="Document" ma:contentTypeID="0x0101006AAA32E7549EE6449AC68337FF671C5A" ma:contentTypeVersion="12" ma:contentTypeDescription="Create a new document." ma:contentTypeScope="" ma:versionID="5b725368af9e92254b31af2044252fac">
-  <xsd:schema xmlns:xsd="http://www.w3.org/2001/XMLSchema" xmlns:xs="http://www.w3.org/2001/XMLSchema" xmlns:p="http://schemas.microsoft.com/office/2006/metadata/properties" xmlns:ns2="03e19825-731a-404b-84c3-310fff85d1a8" xmlns:ns3="a675dd88-c1ff-478a-b60f-ff004313760b" targetNamespace="http://schemas.microsoft.com/office/2006/metadata/properties" ma:root="true" ma:fieldsID="de1faf0135fd982ba30b50c3b754e7cb" ns2:_="" ns3:_="">
-    <xsd:import namespace="03e19825-731a-404b-84c3-310fff85d1a8"/>
-    <xsd:import namespace="a675dd88-c1ff-478a-b60f-ff004313760b"/>
-    <xsd:element name="properties">
-      <xsd:complexType>
-        <xsd:sequence>
-          <xsd:element name="documentManagement">
-            <xsd:complexType>
-              <xsd:all>
-                <xsd:element ref="ns2:MediaServiceMetadata" minOccurs="0"/>
-                <xsd:element ref="ns2:MediaServiceFastMetadata" minOccurs="0"/>
-                <xsd:element ref="ns2:MediaServiceSearchProperties" minOccurs="0"/>
-                <xsd:element ref="ns2:MediaServiceDateTaken" minOccurs="0"/>
-                <xsd:element ref="ns2:lcf76f155ced4ddcb4097134ff3c332f" minOccurs="0"/>
-                <xsd:element ref="ns3:TaxCatchAll" minOccurs="0"/>
-                <xsd:element ref="ns2:MediaServiceGenerationTime" minOccurs="0"/>
-                <xsd:element ref="ns2:MediaServiceEventHashCode" minOccurs="0"/>
-                <xsd:element ref="ns2:MediaServiceOCR" minOccurs="0"/>
-                <xsd:element ref="ns2:MediaLengthInSeconds" minOccurs="0"/>
-                <xsd:element ref="ns2:MediaServiceLocation" minOccurs="0"/>
-              </xsd:all>
-            </xsd:complexType>
-          </xsd:element>
-        </xsd:sequence>
-      </xsd:complexType>
-    </xsd:element>
-  </xsd:schema>
-  <xsd:schema xmlns:xsd="http://www.w3.org/2001/XMLSchema" xmlns:xs="http://www.w3.org/2001/XMLSchema" xmlns:dms="http://schemas.microsoft.com/office/2006/documentManagement/types" xmlns:pc="http://schemas.microsoft.com/office/infopath/2007/PartnerControls" targetNamespace="03e19825-731a-404b-84c3-310fff85d1a8" elementFormDefault="qualified">
-    <xsd:import namespace="http://schemas.microsoft.com/office/2006/documentManagement/types"/>
-    <xsd:import namespace="http://schemas.microsoft.com/office/infopath/2007/PartnerControls"/>
-    <xsd:element name="MediaServiceMetadata" ma:index="8" nillable="true" ma:displayName="MediaServiceMetadata" ma:hidden="true" ma:internalName="MediaServiceMetadata" ma:readOnly="true">
-      <xsd:simpleType>
-        <xsd:restriction base="dms:Note"/>
-      </xsd:simpleType>
-    </xsd:element>
-    <xsd:element name="MediaServiceFastMetadata" ma:index="9" nillable="true" ma:displayName="MediaServiceFastMetadata" ma:hidden="true" ma:internalName="MediaServiceFastMetadata" ma:readOnly="true">
-      <xsd:simpleType>
-        <xsd:restriction base="dms:Note"/>
-      </xsd:simpleType>
-    </xsd:element>
-    <xsd:element name="MediaServiceSearchProperties" ma:index="10" nillable="true" ma:displayName="MediaServiceSearchProperties" ma:hidden="true" ma:internalName="MediaServiceSearchProperties" ma:readOnly="true">
-      <xsd:simpleType>
-        <xsd:restriction base="dms:Note"/>
-      </xsd:simpleType>
-    </xsd:element>
-    <xsd:element name="MediaServiceDateTaken" ma:index="11" nillable="true" ma:displayName="MediaServiceDateTaken" ma:hidden="true" ma:indexed="true" ma:internalName="MediaServiceDateTaken" ma:readOnly="true">
-      <xsd:simpleType>
-        <xsd:restriction base="dms:Text"/>
-      </xsd:simpleType>
-    </xsd:element>
-    <xsd:element name="lcf76f155ced4ddcb4097134ff3c332f" ma:index="13" nillable="true" ma:taxonomy="true" ma:internalName="lcf76f155ced4ddcb4097134ff3c332f" ma:taxonomyFieldName="MediaServiceImageTags" ma:displayName="Image Tags" ma:readOnly="false" ma:fieldId="{5cf76f15-5ced-4ddc-b409-7134ff3c332f}" ma:taxonomyMulti="true" ma:sspId="41616629-9183-4d38-9e3a-f9db27d53a26" ma:termSetId="09814cd3-568e-fe90-9814-8d621ff8fb84" ma:anchorId="fba54fb3-c3e1-fe81-a776-ca4b69148c4d" ma:open="true" ma:isKeyword="false">
-      <xsd:complexType>
-        <xsd:sequence>
-          <xsd:element ref="pc:Terms" minOccurs="0" maxOccurs="1"/>
-        </xsd:sequence>
-      </xsd:complexType>
-    </xsd:element>
-    <xsd:element name="MediaServiceGenerationTime" ma:index="15" nillable="true" ma:displayName="MediaServiceGenerationTime" ma:hidden="true" ma:internalName="MediaServiceGenerationTime" ma:readOnly="true">
-      <xsd:simpleType>
-        <xsd:restriction base="dms:Text"/>
-      </xsd:simpleType>
-    </xsd:element>
-    <xsd:element name="MediaServiceEventHashCode" ma:index="16" nillable="true" ma:displayName="MediaServiceEventHashCode" ma:hidden="true" ma:internalName="MediaServiceEventHashCode" ma:readOnly="true">
-      <xsd:simpleType>
-        <xsd:restriction base="dms:Text"/>
-      </xsd:simpleType>
-    </xsd:element>
-    <xsd:element name="MediaServiceOCR" ma:index="17" nillable="true" ma:displayName="Extracted Text" ma:internalName="MediaServiceOCR" ma:readOnly="true">
-      <xsd:simpleType>
-        <xsd:restriction base="dms:Note">
-          <xsd:maxLength value="255"/>
-        </xsd:restriction>
-      </xsd:simpleType>
-    </xsd:element>
-    <xsd:element name="MediaLengthInSeconds" ma:index="18" nillable="true" ma:displayName="MediaLengthInSeconds" ma:hidden="true" ma:internalName="MediaLengthInSeconds" ma:readOnly="true">
-      <xsd:simpleType>
-        <xsd:restriction base="dms:Unknown"/>
-      </xsd:simpleType>
-    </xsd:element>
-    <xsd:element name="MediaServiceLocation" ma:index="19" nillable="true" ma:displayName="Location" ma:indexed="true" ma:internalName="MediaServiceLocation" ma:readOnly="true">
-      <xsd:simpleType>
-        <xsd:restriction base="dms:Text"/>
-      </xsd:simpleType>
-    </xsd:element>
-  </xsd:schema>
-  <xsd:schema xmlns:xsd="http://www.w3.org/2001/XMLSchema" xmlns:xs="http://www.w3.org/2001/XMLSchema" xmlns:dms="http://schemas.microsoft.com/office/2006/documentManagement/types" xmlns:pc="http://schemas.microsoft.com/office/infopath/2007/PartnerControls" targetNamespace="a675dd88-c1ff-478a-b60f-ff004313760b" elementFormDefault="qualified">
-    <xsd:import namespace="http://schemas.microsoft.com/office/2006/documentManagement/types"/>
-    <xsd:import namespace="http://schemas.microsoft.com/office/infopath/2007/PartnerControls"/>
-    <xsd:element name="TaxCatchAll" ma:index="14" nillable="true" ma:displayName="Taxonomy Catch All Column" ma:hidden="true" ma:list="{fee70d54-65c2-44e4-aa1e-ee2a67be174e}" ma:internalName="TaxCatchAll" ma:showField="CatchAllData" ma:web="a675dd88-c1ff-478a-b60f-ff004313760b">
-      <xsd:complexType>
-        <xsd:complexContent>
-          <xsd:extension base="dms:MultiChoiceLookup">
-            <xsd:sequence>
-              <xsd:element name="Value" type="dms:Lookup" maxOccurs="unbounded" minOccurs="0" nillable="true"/>
-            </xsd:sequence>
-          </xsd:extension>
-        </xsd:complexContent>
-      </xsd:complexType>
-    </xsd:element>
-  </xsd:schema>
-  <xsd:schema xmlns="http://schemas.openxmlformats.org/package/2006/metadata/core-properties" xmlns:xsd="http://www.w3.org/2001/XMLSchema" xmlns:xsi="http://www.w3.org/2001/XMLSchema-instance" xmlns:dc="http://purl.org/dc/elements/1.1/" xmlns:dcterms="http://purl.org/dc/terms/" xmlns:odoc="http://schemas.microsoft.com/internal/obd" targetNamespace="http://schemas.openxmlformats.org/package/2006/metadata/core-properties" elementFormDefault="qualified" attributeFormDefault="unqualified" blockDefault="#all">
-    <xsd:import namespace="http://purl.org/dc/elements/1.1/" schemaLocation="http://dublincore.org/schemas/xmls/qdc/2003/04/02/dc.xsd"/>
-    <xsd:import namespace="http://purl.org/dc/terms/" schemaLocation="http://dublincore.org/schemas/xmls/qdc/2003/04/02/dcterms.xsd"/>
-    <xsd:element name="coreProperties" type="CT_coreProperties"/>
-    <xsd:complexType name="CT_coreProperties">
-      <xsd:all>
-        <xsd:element ref="dc:creator" minOccurs="0" maxOccurs="1"/>
-        <xsd:element ref="dcterms:created" minOccurs="0" maxOccurs="1"/>
-        <xsd:element ref="dc:identifier" minOccurs="0" maxOccurs="1"/>
-        <xsd:element name="contentType" minOccurs="0" maxOccurs="1" type="xsd:string" ma:index="0" ma:displayName="Content Type"/>
-        <xsd:element ref="dc:title" minOccurs="0" maxOccurs="1" ma:index="4" ma:displayName="Title"/>
-        <xsd:element ref="dc:subject" minOccurs="0" maxOccurs="1"/>
-        <xsd:element ref="dc:description" minOccurs="0" maxOccurs="1"/>
-        <xsd:element name="keywords" minOccurs="0" maxOccurs="1" type="xsd:string"/>
-        <xsd:element ref="dc:language" minOccurs="0" maxOccurs="1"/>
-        <xsd:element name="category" minOccurs="0" maxOccurs="1" type="xsd:string"/>
-        <xsd:element name="version" minOccurs="0" maxOccurs="1" type="xsd:string"/>
-        <xsd:element name="revision" minOccurs="0" maxOccurs="1" type="xsd:string">
-          <xsd:annotation>
-            <xsd:documentation>
-                        This value indicates the number of saves or revisions. The application is responsible for updating this value after each revision.
-                    </xsd:documentation>
-          </xsd:annotation>
-        </xsd:element>
-        <xsd:element name="lastModifiedBy" minOccurs="0" maxOccurs="1" type="xsd:string"/>
-        <xsd:element ref="dcterms:modified" minOccurs="0" maxOccurs="1"/>
-        <xsd:element name="contentStatus" minOccurs="0" maxOccurs="1" type="xsd:string"/>
-      </xsd:all>
-    </xsd:complexType>
-  </xsd:schema>
-  <xs:schema xmlns:pc="http://schemas.microsoft.com/office/infopath/2007/PartnerControls" xmlns:xs="http://www.w3.org/2001/XMLSchema" targetNamespace="http://schemas.microsoft.com/office/infopath/2007/PartnerControls" elementFormDefault="qualified" attributeFormDefault="unqualified">
-    <xs:element name="Person">
-      <xs:complexType>
-        <xs:sequence>
-          <xs:element ref="pc:DisplayName" minOccurs="0"/>
-          <xs:element ref="pc:AccountId" minOccurs="0"/>
-          <xs:element ref="pc:AccountType" minOccurs="0"/>
-        </xs:sequence>
-      </xs:complexType>
-    </xs:element>
-    <xs:element name="DisplayName" type="xs:string"/>
-    <xs:element name="AccountId" type="xs:string"/>
-    <xs:element name="AccountType" type="xs:string"/>
-    <xs:element name="BDCAssociatedEntity">
-      <xs:complexType>
-        <xs:sequence>
-          <xs:element ref="pc:BDCEntity" minOccurs="0" maxOccurs="unbounded"/>
-        </xs:sequence>
-        <xs:attribute ref="pc:EntityNamespace"/>
-        <xs:attribute ref="pc:EntityName"/>
-        <xs:attribute ref="pc:SystemInstanceName"/>
-        <xs:attribute ref="pc:AssociationName"/>
-      </xs:complexType>
-    </xs:element>
-    <xs:attribute name="EntityNamespace" type="xs:string"/>
-    <xs:attribute name="EntityName" type="xs:string"/>
-    <xs:attribute name="SystemInstanceName" type="xs:string"/>
-    <xs:attribute name="AssociationName" type="xs:string"/>
-    <xs:element name="BDCEntity">
-      <xs:complexType>
-        <xs:sequence>
-          <xs:element ref="pc:EntityDisplayName" minOccurs="0"/>
-          <xs:element ref="pc:EntityInstanceReference" minOccurs="0"/>
-          <xs:element ref="pc:EntityId1" minOccurs="0"/>
-          <xs:element ref="pc:EntityId2" minOccurs="0"/>
-          <xs:element ref="pc:EntityId3" minOccurs="0"/>
-          <xs:element ref="pc:EntityId4" minOccurs="0"/>
-          <xs:element ref="pc:EntityId5" minOccurs="0"/>
-        </xs:sequence>
-      </xs:complexType>
-    </xs:element>
-    <xs:element name="EntityDisplayName" type="xs:string"/>
-    <xs:element name="EntityInstanceReference" type="xs:string"/>
-    <xs:element name="EntityId1" type="xs:string"/>
-    <xs:element name="EntityId2" type="xs:string"/>
-    <xs:element name="EntityId3" type="xs:string"/>
-    <xs:element name="EntityId4" type="xs:string"/>
-    <xs:element name="EntityId5" type="xs:string"/>
-    <xs:element name="Terms">
-      <xs:complexType>
-        <xs:sequence>
-          <xs:element ref="pc:TermInfo" minOccurs="0" maxOccurs="unbounded"/>
-        </xs:sequence>
-      </xs:complexType>
-    </xs:element>
-    <xs:element name="TermInfo">
-      <xs:complexType>
-        <xs:sequence>
-          <xs:element ref="pc:TermName" minOccurs="0"/>
-          <xs:element ref="pc:TermId" minOccurs="0"/>
-        </xs:sequence>
-      </xs:complexType>
-    </xs:element>
-    <xs:element name="TermName" type="xs:string"/>
-    <xs:element name="TermId" type="xs:string"/>
-  </xs:schema>
-</ct:contentTypeSchema>
-</file>
-
-<file path=customXml/item2.xml><?xml version="1.0" encoding="utf-8"?>
-<?mso-contentType ?>
-<FormTemplates xmlns="http://schemas.microsoft.com/sharepoint/v3/contenttype/forms">
-  <Display>DocumentLibraryForm</Display>
-  <Edit>DocumentLibraryForm</Edit>
-  <New>DocumentLibraryForm</New>
-</FormTemplates>
-</file>
-
-<file path=customXml/item3.xml><?xml version="1.0" encoding="utf-8"?>
-<p:properties xmlns:p="http://schemas.microsoft.com/office/2006/metadata/properties" xmlns:xsi="http://www.w3.org/2001/XMLSchema-instance" xmlns:pc="http://schemas.microsoft.com/office/infopath/2007/PartnerControls">
-  <documentManagement>
-    <lcf76f155ced4ddcb4097134ff3c332f xmlns="03e19825-731a-404b-84c3-310fff85d1a8">
-      <Terms xmlns="http://schemas.microsoft.com/office/infopath/2007/PartnerControls"/>
-    </lcf76f155ced4ddcb4097134ff3c332f>
-    <TaxCatchAll xmlns="a675dd88-c1ff-478a-b60f-ff004313760b" xsi:nil="true"/>
-  </documentManagement>
-</p:properties>
-</file>
-
-<file path=customXml/itemProps1.xml><?xml version="1.0" encoding="utf-8"?>
-<ds:datastoreItem xmlns:ds="http://schemas.openxmlformats.org/officeDocument/2006/customXml" ds:itemID="{80585C53-3070-4F49-BA35-4CEDD54E02DF}"/>
-</file>
-
-<file path=customXml/itemProps2.xml><?xml version="1.0" encoding="utf-8"?>
-<ds:datastoreItem xmlns:ds="http://schemas.openxmlformats.org/officeDocument/2006/customXml" ds:itemID="{487B59AF-BD50-4008-811C-A82F919C11E3}"/>
-</file>
-
-<file path=customXml/itemProps3.xml><?xml version="1.0" encoding="utf-8"?>
-<ds:datastoreItem xmlns:ds="http://schemas.openxmlformats.org/officeDocument/2006/customXml" ds:itemID="{BF1E7E33-3C1D-4562-A5BE-4BCED988E55B}"/>
 </file>
--- a/www/user_guide.docx
+++ b/www/user_guide.docx
@@ -4862,4 +4862,237 @@
     </a:ext>
   </a:extLst>
 </a:theme>
+</file>
+
+<file path=customXml/item1.xml><?xml version="1.0" encoding="utf-8"?>
+<ct:contentTypeSchema xmlns:ct="http://schemas.microsoft.com/office/2006/metadata/contentType" xmlns:ma="http://schemas.microsoft.com/office/2006/metadata/properties/metaAttributes" ct:_="" ma:_="" ma:contentTypeName="Document" ma:contentTypeID="0x0101006AAA32E7549EE6449AC68337FF671C5A" ma:contentTypeVersion="12" ma:contentTypeDescription="Create a new document." ma:contentTypeScope="" ma:versionID="5b725368af9e92254b31af2044252fac">
+  <xsd:schema xmlns:xsd="http://www.w3.org/2001/XMLSchema" xmlns:xs="http://www.w3.org/2001/XMLSchema" xmlns:p="http://schemas.microsoft.com/office/2006/metadata/properties" xmlns:ns2="03e19825-731a-404b-84c3-310fff85d1a8" xmlns:ns3="a675dd88-c1ff-478a-b60f-ff004313760b" targetNamespace="http://schemas.microsoft.com/office/2006/metadata/properties" ma:root="true" ma:fieldsID="de1faf0135fd982ba30b50c3b754e7cb" ns2:_="" ns3:_="">
+    <xsd:import namespace="03e19825-731a-404b-84c3-310fff85d1a8"/>
+    <xsd:import namespace="a675dd88-c1ff-478a-b60f-ff004313760b"/>
+    <xsd:element name="properties">
+      <xsd:complexType>
+        <xsd:sequence>
+          <xsd:element name="documentManagement">
+            <xsd:complexType>
+              <xsd:all>
+                <xsd:element ref="ns2:MediaServiceMetadata" minOccurs="0"/>
+                <xsd:element ref="ns2:MediaServiceFastMetadata" minOccurs="0"/>
+                <xsd:element ref="ns2:MediaServiceSearchProperties" minOccurs="0"/>
+                <xsd:element ref="ns2:MediaServiceDateTaken" minOccurs="0"/>
+                <xsd:element ref="ns2:lcf76f155ced4ddcb4097134ff3c332f" minOccurs="0"/>
+                <xsd:element ref="ns3:TaxCatchAll" minOccurs="0"/>
+                <xsd:element ref="ns2:MediaServiceGenerationTime" minOccurs="0"/>
+                <xsd:element ref="ns2:MediaServiceEventHashCode" minOccurs="0"/>
+                <xsd:element ref="ns2:MediaServiceOCR" minOccurs="0"/>
+                <xsd:element ref="ns2:MediaLengthInSeconds" minOccurs="0"/>
+                <xsd:element ref="ns2:MediaServiceLocation" minOccurs="0"/>
+              </xsd:all>
+            </xsd:complexType>
+          </xsd:element>
+        </xsd:sequence>
+      </xsd:complexType>
+    </xsd:element>
+  </xsd:schema>
+  <xsd:schema xmlns:xsd="http://www.w3.org/2001/XMLSchema" xmlns:xs="http://www.w3.org/2001/XMLSchema" xmlns:dms="http://schemas.microsoft.com/office/2006/documentManagement/types" xmlns:pc="http://schemas.microsoft.com/office/infopath/2007/PartnerControls" targetNamespace="03e19825-731a-404b-84c3-310fff85d1a8" elementFormDefault="qualified">
+    <xsd:import namespace="http://schemas.microsoft.com/office/2006/documentManagement/types"/>
+    <xsd:import namespace="http://schemas.microsoft.com/office/infopath/2007/PartnerControls"/>
+    <xsd:element name="MediaServiceMetadata" ma:index="8" nillable="true" ma:displayName="MediaServiceMetadata" ma:hidden="true" ma:internalName="MediaServiceMetadata" ma:readOnly="true">
+      <xsd:simpleType>
+        <xsd:restriction base="dms:Note"/>
+      </xsd:simpleType>
+    </xsd:element>
+    <xsd:element name="MediaServiceFastMetadata" ma:index="9" nillable="true" ma:displayName="MediaServiceFastMetadata" ma:hidden="true" ma:internalName="MediaServiceFastMetadata" ma:readOnly="true">
+      <xsd:simpleType>
+        <xsd:restriction base="dms:Note"/>
+      </xsd:simpleType>
+    </xsd:element>
+    <xsd:element name="MediaServiceSearchProperties" ma:index="10" nillable="true" ma:displayName="MediaServiceSearchProperties" ma:hidden="true" ma:internalName="MediaServiceSearchProperties" ma:readOnly="true">
+      <xsd:simpleType>
+        <xsd:restriction base="dms:Note"/>
+      </xsd:simpleType>
+    </xsd:element>
+    <xsd:element name="MediaServiceDateTaken" ma:index="11" nillable="true" ma:displayName="MediaServiceDateTaken" ma:hidden="true" ma:indexed="true" ma:internalName="MediaServiceDateTaken" ma:readOnly="true">
+      <xsd:simpleType>
+        <xsd:restriction base="dms:Text"/>
+      </xsd:simpleType>
+    </xsd:element>
+    <xsd:element name="lcf76f155ced4ddcb4097134ff3c332f" ma:index="13" nillable="true" ma:taxonomy="true" ma:internalName="lcf76f155ced4ddcb4097134ff3c332f" ma:taxonomyFieldName="MediaServiceImageTags" ma:displayName="Image Tags" ma:readOnly="false" ma:fieldId="{5cf76f15-5ced-4ddc-b409-7134ff3c332f}" ma:taxonomyMulti="true" ma:sspId="41616629-9183-4d38-9e3a-f9db27d53a26" ma:termSetId="09814cd3-568e-fe90-9814-8d621ff8fb84" ma:anchorId="fba54fb3-c3e1-fe81-a776-ca4b69148c4d" ma:open="true" ma:isKeyword="false">
+      <xsd:complexType>
+        <xsd:sequence>
+          <xsd:element ref="pc:Terms" minOccurs="0" maxOccurs="1"/>
+        </xsd:sequence>
+      </xsd:complexType>
+    </xsd:element>
+    <xsd:element name="MediaServiceGenerationTime" ma:index="15" nillable="true" ma:displayName="MediaServiceGenerationTime" ma:hidden="true" ma:internalName="MediaServiceGenerationTime" ma:readOnly="true">
+      <xsd:simpleType>
+        <xsd:restriction base="dms:Text"/>
+      </xsd:simpleType>
+    </xsd:element>
+    <xsd:element name="MediaServiceEventHashCode" ma:index="16" nillable="true" ma:displayName="MediaServiceEventHashCode" ma:hidden="true" ma:internalName="MediaServiceEventHashCode" ma:readOnly="true">
+      <xsd:simpleType>
+        <xsd:restriction base="dms:Text"/>
+      </xsd:simpleType>
+    </xsd:element>
+    <xsd:element name="MediaServiceOCR" ma:index="17" nillable="true" ma:displayName="Extracted Text" ma:internalName="MediaServiceOCR" ma:readOnly="true">
+      <xsd:simpleType>
+        <xsd:restriction base="dms:Note">
+          <xsd:maxLength value="255"/>
+        </xsd:restriction>
+      </xsd:simpleType>
+    </xsd:element>
+    <xsd:element name="MediaLengthInSeconds" ma:index="18" nillable="true" ma:displayName="MediaLengthInSeconds" ma:hidden="true" ma:internalName="MediaLengthInSeconds" ma:readOnly="true">
+      <xsd:simpleType>
+        <xsd:restriction base="dms:Unknown"/>
+      </xsd:simpleType>
+    </xsd:element>
+    <xsd:element name="MediaServiceLocation" ma:index="19" nillable="true" ma:displayName="Location" ma:indexed="true" ma:internalName="MediaServiceLocation" ma:readOnly="true">
+      <xsd:simpleType>
+        <xsd:restriction base="dms:Text"/>
+      </xsd:simpleType>
+    </xsd:element>
+  </xsd:schema>
+  <xsd:schema xmlns:xsd="http://www.w3.org/2001/XMLSchema" xmlns:xs="http://www.w3.org/2001/XMLSchema" xmlns:dms="http://schemas.microsoft.com/office/2006/documentManagement/types" xmlns:pc="http://schemas.microsoft.com/office/infopath/2007/PartnerControls" targetNamespace="a675dd88-c1ff-478a-b60f-ff004313760b" elementFormDefault="qualified">
+    <xsd:import namespace="http://schemas.microsoft.com/office/2006/documentManagement/types"/>
+    <xsd:import namespace="http://schemas.microsoft.com/office/infopath/2007/PartnerControls"/>
+    <xsd:element name="TaxCatchAll" ma:index="14" nillable="true" ma:displayName="Taxonomy Catch All Column" ma:hidden="true" ma:list="{fee70d54-65c2-44e4-aa1e-ee2a67be174e}" ma:internalName="TaxCatchAll" ma:showField="CatchAllData" ma:web="a675dd88-c1ff-478a-b60f-ff004313760b">
+      <xsd:complexType>
+        <xsd:complexContent>
+          <xsd:extension base="dms:MultiChoiceLookup">
+            <xsd:sequence>
+              <xsd:element name="Value" type="dms:Lookup" maxOccurs="unbounded" minOccurs="0" nillable="true"/>
+            </xsd:sequence>
+          </xsd:extension>
+        </xsd:complexContent>
+      </xsd:complexType>
+    </xsd:element>
+  </xsd:schema>
+  <xsd:schema xmlns="http://schemas.openxmlformats.org/package/2006/metadata/core-properties" xmlns:xsd="http://www.w3.org/2001/XMLSchema" xmlns:xsi="http://www.w3.org/2001/XMLSchema-instance" xmlns:dc="http://purl.org/dc/elements/1.1/" xmlns:dcterms="http://purl.org/dc/terms/" xmlns:odoc="http://schemas.microsoft.com/internal/obd" targetNamespace="http://schemas.openxmlformats.org/package/2006/metadata/core-properties" elementFormDefault="qualified" attributeFormDefault="unqualified" blockDefault="#all">
+    <xsd:import namespace="http://purl.org/dc/elements/1.1/" schemaLocation="http://dublincore.org/schemas/xmls/qdc/2003/04/02/dc.xsd"/>
+    <xsd:import namespace="http://purl.org/dc/terms/" schemaLocation="http://dublincore.org/schemas/xmls/qdc/2003/04/02/dcterms.xsd"/>
+    <xsd:element name="coreProperties" type="CT_coreProperties"/>
+    <xsd:complexType name="CT_coreProperties">
+      <xsd:all>
+        <xsd:element ref="dc:creator" minOccurs="0" maxOccurs="1"/>
+        <xsd:element ref="dcterms:created" minOccurs="0" maxOccurs="1"/>
+        <xsd:element ref="dc:identifier" minOccurs="0" maxOccurs="1"/>
+        <xsd:element name="contentType" minOccurs="0" maxOccurs="1" type="xsd:string" ma:index="0" ma:displayName="Content Type"/>
+        <xsd:element ref="dc:title" minOccurs="0" maxOccurs="1" ma:index="4" ma:displayName="Title"/>
+        <xsd:element ref="dc:subject" minOccurs="0" maxOccurs="1"/>
+        <xsd:element ref="dc:description" minOccurs="0" maxOccurs="1"/>
+        <xsd:element name="keywords" minOccurs="0" maxOccurs="1" type="xsd:string"/>
+        <xsd:element ref="dc:language" minOccurs="0" maxOccurs="1"/>
+        <xsd:element name="category" minOccurs="0" maxOccurs="1" type="xsd:string"/>
+        <xsd:element name="version" minOccurs="0" maxOccurs="1" type="xsd:string"/>
+        <xsd:element name="revision" minOccurs="0" maxOccurs="1" type="xsd:string">
+          <xsd:annotation>
+            <xsd:documentation>
+                        This value indicates the number of saves or revisions. The application is responsible for updating this value after each revision.
+                    </xsd:documentation>
+          </xsd:annotation>
+        </xsd:element>
+        <xsd:element name="lastModifiedBy" minOccurs="0" maxOccurs="1" type="xsd:string"/>
+        <xsd:element ref="dcterms:modified" minOccurs="0" maxOccurs="1"/>
+        <xsd:element name="contentStatus" minOccurs="0" maxOccurs="1" type="xsd:string"/>
+      </xsd:all>
+    </xsd:complexType>
+  </xsd:schema>
+  <xs:schema xmlns:pc="http://schemas.microsoft.com/office/infopath/2007/PartnerControls" xmlns:xs="http://www.w3.org/2001/XMLSchema" targetNamespace="http://schemas.microsoft.com/office/infopath/2007/PartnerControls" elementFormDefault="qualified" attributeFormDefault="unqualified">
+    <xs:element name="Person">
+      <xs:complexType>
+        <xs:sequence>
+          <xs:element ref="pc:DisplayName" minOccurs="0"/>
+          <xs:element ref="pc:AccountId" minOccurs="0"/>
+          <xs:element ref="pc:AccountType" minOccurs="0"/>
+        </xs:sequence>
+      </xs:complexType>
+    </xs:element>
+    <xs:element name="DisplayName" type="xs:string"/>
+    <xs:element name="AccountId" type="xs:string"/>
+    <xs:element name="AccountType" type="xs:string"/>
+    <xs:element name="BDCAssociatedEntity">
+      <xs:complexType>
+        <xs:sequence>
+          <xs:element ref="pc:BDCEntity" minOccurs="0" maxOccurs="unbounded"/>
+        </xs:sequence>
+        <xs:attribute ref="pc:EntityNamespace"/>
+        <xs:attribute ref="pc:EntityName"/>
+        <xs:attribute ref="pc:SystemInstanceName"/>
+        <xs:attribute ref="pc:AssociationName"/>
+      </xs:complexType>
+    </xs:element>
+    <xs:attribute name="EntityNamespace" type="xs:string"/>
+    <xs:attribute name="EntityName" type="xs:string"/>
+    <xs:attribute name="SystemInstanceName" type="xs:string"/>
+    <xs:attribute name="AssociationName" type="xs:string"/>
+    <xs:element name="BDCEntity">
+      <xs:complexType>
+        <xs:sequence>
+          <xs:element ref="pc:EntityDisplayName" minOccurs="0"/>
+          <xs:element ref="pc:EntityInstanceReference" minOccurs="0"/>
+          <xs:element ref="pc:EntityId1" minOccurs="0"/>
+          <xs:element ref="pc:EntityId2" minOccurs="0"/>
+          <xs:element ref="pc:EntityId3" minOccurs="0"/>
+          <xs:element ref="pc:EntityId4" minOccurs="0"/>
+          <xs:element ref="pc:EntityId5" minOccurs="0"/>
+        </xs:sequence>
+      </xs:complexType>
+    </xs:element>
+    <xs:element name="EntityDisplayName" type="xs:string"/>
+    <xs:element name="EntityInstanceReference" type="xs:string"/>
+    <xs:element name="EntityId1" type="xs:string"/>
+    <xs:element name="EntityId2" type="xs:string"/>
+    <xs:element name="EntityId3" type="xs:string"/>
+    <xs:element name="EntityId4" type="xs:string"/>
+    <xs:element name="EntityId5" type="xs:string"/>
+    <xs:element name="Terms">
+      <xs:complexType>
+        <xs:sequence>
+          <xs:element ref="pc:TermInfo" minOccurs="0" maxOccurs="unbounded"/>
+        </xs:sequence>
+      </xs:complexType>
+    </xs:element>
+    <xs:element name="TermInfo">
+      <xs:complexType>
+        <xs:sequence>
+          <xs:element ref="pc:TermName" minOccurs="0"/>
+          <xs:element ref="pc:TermId" minOccurs="0"/>
+        </xs:sequence>
+      </xs:complexType>
+    </xs:element>
+    <xs:element name="TermName" type="xs:string"/>
+    <xs:element name="TermId" type="xs:string"/>
+  </xs:schema>
+</ct:contentTypeSchema>
+</file>
+
+<file path=customXml/item2.xml><?xml version="1.0" encoding="utf-8"?>
+<?mso-contentType ?>
+<FormTemplates xmlns="http://schemas.microsoft.com/sharepoint/v3/contenttype/forms">
+  <Display>DocumentLibraryForm</Display>
+  <Edit>DocumentLibraryForm</Edit>
+  <New>DocumentLibraryForm</New>
+</FormTemplates>
+</file>
+
+<file path=customXml/item3.xml><?xml version="1.0" encoding="utf-8"?>
+<p:properties xmlns:p="http://schemas.microsoft.com/office/2006/metadata/properties" xmlns:xsi="http://www.w3.org/2001/XMLSchema-instance" xmlns:pc="http://schemas.microsoft.com/office/infopath/2007/PartnerControls">
+  <documentManagement>
+    <lcf76f155ced4ddcb4097134ff3c332f xmlns="03e19825-731a-404b-84c3-310fff85d1a8">
+      <Terms xmlns="http://schemas.microsoft.com/office/infopath/2007/PartnerControls"/>
+    </lcf76f155ced4ddcb4097134ff3c332f>
+    <TaxCatchAll xmlns="a675dd88-c1ff-478a-b60f-ff004313760b" xsi:nil="true"/>
+  </documentManagement>
+</p:properties>
+</file>
+
+<file path=customXml/itemProps1.xml><?xml version="1.0" encoding="utf-8"?>
+<ds:datastoreItem xmlns:ds="http://schemas.openxmlformats.org/officeDocument/2006/customXml" ds:itemID="{F1F9BF99-05B8-4746-9BCD-B8DCF2C64561}"/>
+</file>
+
+<file path=customXml/itemProps2.xml><?xml version="1.0" encoding="utf-8"?>
+<ds:datastoreItem xmlns:ds="http://schemas.openxmlformats.org/officeDocument/2006/customXml" ds:itemID="{7177A6DE-1F82-438A-88CF-533AB0DDFC80}"/>
+</file>
+
+<file path=customXml/itemProps3.xml><?xml version="1.0" encoding="utf-8"?>
+<ds:datastoreItem xmlns:ds="http://schemas.openxmlformats.org/officeDocument/2006/customXml" ds:itemID="{6661EB57-B589-46E3-96F9-39B363599DE9}"/>
 </file>
--- a/www/user_guide.docx
+++ b/www/user_guide.docx
@@ -393,13 +393,19 @@
         <w:t xml:space="preserve"> </w:t>
       </w:r>
       <w:r>
-        <w:t xml:space="preserve">that does the column-mapping and unit-conversion work for you. It is a small chat panel on the Resources tab; you upload your data and the AI proposes a mapping, asks any clarifying questions, and produces a filled template you can download.</w:t>
-      </w:r>
-    </w:p>
-    <w:p>
-      <w:pPr>
-        <w:pStyle w:val="BodyText"/>
-      </w:pPr>
+        <w:t xml:space="preserve">that does the column-mapping and unit-conversion work for you. It is a small chat panel on the Resources tab; you upload your data and the AI walks you through a three-step process that produces a filled template you can download.</w:t>
+      </w:r>
+    </w:p>
+    <w:p>
+      <w:pPr>
+        <w:pStyle w:val="BodyText"/>
+      </w:pPr>
+      <w:r>
+        <w:t xml:space="preserve"> </w:t>
+      </w:r>
+      <w:r>
+        <w:t xml:space="preserve">The translator works in three explicit passes — Explore, Clarify, Emit — instead of trying to do everything at once. This structure stops the AI from silently dropping rows or substituting catalogue defaults for values you supplied.</w:t>
+      </w:r>
     </w:p>
     <w:p>
       <w:pPr>
@@ -1362,31 +1368,31 @@
         <w:t xml:space="preserve"> </w:t>
       </w:r>
       <w:r>
-        <w:t xml:space="preserve">The deviation check is applied</w:t>
-      </w:r>
-      <w:r>
-        <w:t xml:space="preserve"> </w:t>
-      </w:r>
-      <w:r>
-        <w:t xml:space="preserve"> </w:t>
-      </w:r>
-      <w:r>
-        <w:t xml:space="preserve">— the one parameter for which the tool keeps a defensible continental IPCC table lookup (Annex Tables 10A.1 dairy / 10A.2 non-dairy / 10A.3 buffalo). Milk, MW, DE, Ym, Bo no longer fire benchmark warnings — the 2019 Refinement publishes these by production system rather than continent, so any single mid-point comparison was misleading. They are still pre-filled with IPCC defaults when missing (flagged</w:t>
-      </w:r>
-      <w:r>
-        <w:t xml:space="preserve"> </w:t>
-      </w:r>
-      <w:r>
-        <w:t xml:space="preserve">), they just no longer raise</w:t>
-      </w:r>
-      <w:r>
-        <w:t xml:space="preserve"> </w:t>
-      </w:r>
-      <w:r>
-        <w:t xml:space="preserve"> </w:t>
-      </w:r>
-      <w:r>
-        <w:t xml:space="preserve">purely for differing from a heuristic mid-point.</w:t>
+        <w:t xml:space="preserve">The deviation check (Pass / Warn / Fail thresholds based on ±50% and ±200% from the IPCC default) is applied</w:t>
+      </w:r>
+      <w:r>
+        <w:t xml:space="preserve"> </w:t>
+      </w:r>
+      <w:r>
+        <w:t xml:space="preserve"> </w:t>
+      </w:r>
+      <w:r>
+        <w:t xml:space="preserve">— the one parameter for which the tool keeps a defensible continental IPCC table lookup: Annex Tables 10A.1 (dairy cows), 10A.2 (non-dairy cattle), and 10A.3 (buffalo). Earlier versions of the tool also flagged deviations on Milk, MW, DE, Ym, and Bo, but those benchmarks were heuristic mid-points derived from the same Annex 10A tables rather than direct IPCC defaults — a reviewer auditing the QA tab could not locate the cited values in the guidelines, so they were removed (Andreas Wilkes review, May 2026). The remaining parameters are still auto-filled with the catalogue IPCC default when missing (flagged</w:t>
+      </w:r>
+      <w:r>
+        <w:t xml:space="preserve"> </w:t>
+      </w:r>
+      <w:r>
+        <w:t xml:space="preserve">); they just no longer raise a</w:t>
+      </w:r>
+      <w:r>
+        <w:t xml:space="preserve"> </w:t>
+      </w:r>
+      <w:r>
+        <w:t xml:space="preserve"> </w:t>
+      </w:r>
+      <w:r>
+        <w:t xml:space="preserve">purely for differing from a mid-point that was not citable to a published IPCC table. Reinstating per-parameter benchmarks properly would require a multi-dimensional lookup (parameter × continent × IPCC version × production system × animal sub-category) and is deferred to a future release.</w:t>
       </w:r>
     </w:p>
     <w:p>
@@ -1474,40 +1480,201 @@
         <w:pStyle w:val="FirstParagraph"/>
       </w:pPr>
       <w:r>
-        <w:t xml:space="preserve">: No action needed. The value is within ±50% of the IPCC default for the parameter (Vol.4 Ch.10 / Ch.11).</w:t>
-      </w:r>
-    </w:p>
-    <w:p>
-      <w:pPr>
-        <w:pStyle w:val="BodyText"/>
-      </w:pPr>
-      <w:r>
-        <w:t xml:space="preserve">: The value deviates 50–200% from the IPCC default</w:t>
-      </w:r>
-      <w:r>
-        <w:t xml:space="preserve"> </w:t>
-      </w:r>
-      <w:r>
-        <w:t xml:space="preserve">, or another non-fatal QA condition fired (e.g. asymmetric-bounds reminder for EF</w:t>
-      </w:r>
-      <w:r>
-        <w:t xml:space="preserve">/Frac_GASM_PRP/Frac_LEACH_PRP, sub-category auto-match). Possible actions:</w:t>
-      </w:r>
-    </w:p>
-    <w:p>
-      <w:pPr>
-        <w:pStyle w:val="BodyText"/>
-      </w:pPr>
-      <w:r>
-        <w:t xml:space="preserve">: The value deviates more than 200% from the IPCC default. Most often this means a data-entry error (e.g. a live weight of 50,000 kg, a DE% of 150%). Correct the value before proceeding.</w:t>
-      </w:r>
-    </w:p>
-    <w:p>
-      <w:pPr>
-        <w:pStyle w:val="BodyText"/>
-      </w:pPr>
-      <w:r>
-        <w:t xml:space="preserve">: A required parameter was not found in the upload. The tool has auto-filled it with the IPCC default value from PARAM_CATALOGUE (the value and the IPCC equation/table source are shown in the Tab 1 notification). Review whether the default is appropriate for your country context and, where possible, replace it with country-specific data.</w:t>
+        <w:t xml:space="preserve">: No action needed. All structural checks passed; for</w:t>
+      </w:r>
+      <w:r>
+        <w:t xml:space="preserve"> </w:t>
+      </w:r>
+      <w:r>
+        <w:t xml:space="preserve"> </w:t>
+      </w:r>
+      <w:r>
+        <w:t xml:space="preserve">the mean is also within ±50% of the continental IPCC default (Annex Tables 10A.1 / 10A.2 / 10A.3).</w:t>
+      </w:r>
+    </w:p>
+    <w:p>
+      <w:pPr>
+        <w:pStyle w:val="BodyText"/>
+      </w:pPr>
+      <w:r>
+        <w:t xml:space="preserve">: Either the</w:t>
+      </w:r>
+      <w:r>
+        <w:t xml:space="preserve"> </w:t>
+      </w:r>
+      <w:r>
+        <w:t xml:space="preserve"> </w:t>
+      </w:r>
+      <w:r>
+        <w:t xml:space="preserve">mean deviates 50–200% from the continental IPCC default, or a non-fatal structural condition fired (asymmetric-bounds reminder for EF</w:t>
+      </w:r>
+      <w:r>
+        <w:t xml:space="preserve"> </w:t>
+      </w:r>
+      <w:r>
+        <w:t xml:space="preserve">/ Frac_GASM_PRP / Frac_LEACH_PRP, sub-category auto-match, implausible bounds, fractional parameter on an unbounded distribution). Possible actions:</w:t>
+      </w:r>
+    </w:p>
+    <w:p>
+      <w:pPr>
+        <w:pStyle w:val="BodyText"/>
+      </w:pPr>
+      <w:r>
+        <w:t xml:space="preserve">: Either the</w:t>
+      </w:r>
+      <w:r>
+        <w:t xml:space="preserve"> </w:t>
+      </w:r>
+      <w:r>
+        <w:t xml:space="preserve"> </w:t>
+      </w:r>
+      <w:r>
+        <w:t xml:space="preserve">mean deviates more than 200% from the continental IPCC default (likely a data-entry error such as a live weight of 50,000 kg), or another structural validation failed:</w:t>
+      </w:r>
+      <w:r>
+        <w:t xml:space="preserve"> </w:t>
+      </w:r>
+      <m:oMath>
+        <m:r>
+          <m:t>D</m:t>
+        </m:r>
+        <m:sSub>
+          <m:e>
+            <m:r>
+              <m:t>E</m:t>
+            </m:r>
+          </m:e>
+          <m:sub>
+            <m:r>
+              <m:rPr>
+                <m:sty m:val="p"/>
+              </m:rPr>
+              <m:t>%</m:t>
+            </m:r>
+          </m:sub>
+        </m:sSub>
+        <m:r>
+          <m:rPr>
+            <m:sty m:val="p"/>
+          </m:rPr>
+          <m:t>≤</m:t>
+        </m:r>
+        <m:r>
+          <m:t>0</m:t>
+        </m:r>
+      </m:oMath>
+      <w:r>
+        <w:t xml:space="preserve"> </w:t>
+      </w:r>
+      <w:r>
+        <w:t xml:space="preserve">or</w:t>
+      </w:r>
+      <w:r>
+        <w:t xml:space="preserve"> </w:t>
+      </w:r>
+      <m:oMath>
+        <m:r>
+          <m:rPr>
+            <m:sty m:val="p"/>
+          </m:rPr>
+          <m:t>≥</m:t>
+        </m:r>
+        <m:r>
+          <m:t>100</m:t>
+        </m:r>
+      </m:oMath>
+      <w:r>
+        <w:t xml:space="preserve">;</w:t>
+      </w:r>
+      <w:r>
+        <w:t xml:space="preserve"> </w:t>
+      </w:r>
+      <m:oMath>
+        <m:r>
+          <m:t>l</m:t>
+        </m:r>
+        <m:r>
+          <m:t>o</m:t>
+        </m:r>
+        <m:r>
+          <m:t>w</m:t>
+        </m:r>
+        <m:r>
+          <m:t>e</m:t>
+        </m:r>
+        <m:r>
+          <m:t>r</m:t>
+        </m:r>
+        <m:r>
+          <m:rPr>
+            <m:sty m:val="p"/>
+          </m:rPr>
+          <m:t>&gt;</m:t>
+        </m:r>
+        <m:r>
+          <m:t>u</m:t>
+        </m:r>
+        <m:r>
+          <m:t>p</m:t>
+        </m:r>
+        <m:r>
+          <m:t>p</m:t>
+        </m:r>
+        <m:r>
+          <m:t>e</m:t>
+        </m:r>
+        <m:r>
+          <m:t>r</m:t>
+        </m:r>
+      </m:oMath>
+      <w:r>
+        <w:t xml:space="preserve">; an MMS fraction-sum more than 1% off 100%; or a Beta configured with mean outside</w:t>
+      </w:r>
+      <w:r>
+        <w:t xml:space="preserve"> </w:t>
+      </w:r>
+      <m:oMath>
+        <m:r>
+          <m:rPr>
+            <m:sty m:val="p"/>
+          </m:rPr>
+          <m:t>(</m:t>
+        </m:r>
+        <m:r>
+          <m:t>0</m:t>
+        </m:r>
+        <m:r>
+          <m:rPr>
+            <m:sty m:val="p"/>
+          </m:rPr>
+          <m:t>,</m:t>
+        </m:r>
+        <m:r>
+          <m:t>1</m:t>
+        </m:r>
+        <m:r>
+          <m:rPr>
+            <m:sty m:val="p"/>
+          </m:rPr>
+          <m:t>)</m:t>
+        </m:r>
+      </m:oMath>
+      <w:r>
+        <w:t xml:space="preserve">. Correct the value before proceeding.</w:t>
+      </w:r>
+    </w:p>
+    <w:p>
+      <w:pPr>
+        <w:pStyle w:val="BodyText"/>
+      </w:pPr>
+      <w:r>
+        <w:t xml:space="preserve">: A required parameter was not found in the upload. The tool auto-filled it with the IPCC default value from PARAM_CATALOGUE; the value and the IPCC equation / table source are shown in the Tab 1 notification. Applies to every parameter, not just</w:t>
+      </w:r>
+      <w:r>
+        <w:t xml:space="preserve"> </w:t>
+      </w:r>
+      <w:r>
+        <w:t xml:space="preserve">. Review whether the default is appropriate for your country context and, where possible, replace it with country-specific data.</w:t>
       </w:r>
     </w:p>
     <w:bookmarkEnd w:id="26"/>
@@ -3078,7 +3245,16 @@
         <w:t xml:space="preserve">Step 2 — QA/QC</w:t>
       </w:r>
       <w:r>
-        <w:t xml:space="preserve">: Go to Tab 2. All parameters should pass; any Warn flags would compare against the IPCC 2019 Refinement defaults (Vol.4 Ch.10 / Ch.11), and a deliberate country-specific value can be documented in the inventory report rather than corrected.</w:t>
+        <w:t xml:space="preserve">: Go to Tab 2. All parameters should pass; any Warn flags on</w:t>
+      </w:r>
+      <w:r>
+        <w:t xml:space="preserve"> </w:t>
+      </w:r>
+      <w:r>
+        <w:t xml:space="preserve"> </w:t>
+      </w:r>
+      <w:r>
+        <w:t xml:space="preserve">would compare against the continental IPCC default (Annex Tables 10A.1 / 10A.2 / 10A.3), and Warn flags on other parameters reflect non-fatal structural conditions (asymmetric-bounds reminder, sub-category auto-match, etc.) — a deliberate country-specific value can be documented in the inventory report rather than corrected.</w:t>
       </w:r>
     </w:p>
     <w:p>
@@ -5086,13 +5262,13 @@
 </file>
 
 <file path=customXml/itemProps1.xml><?xml version="1.0" encoding="utf-8"?>
-<ds:datastoreItem xmlns:ds="http://schemas.openxmlformats.org/officeDocument/2006/customXml" ds:itemID="{F1F9BF99-05B8-4746-9BCD-B8DCF2C64561}"/>
+<ds:datastoreItem xmlns:ds="http://schemas.openxmlformats.org/officeDocument/2006/customXml" ds:itemID="{A20E8BDB-B139-4839-9E07-1C80289F8F26}"/>
 </file>
 
 <file path=customXml/itemProps2.xml><?xml version="1.0" encoding="utf-8"?>
-<ds:datastoreItem xmlns:ds="http://schemas.openxmlformats.org/officeDocument/2006/customXml" ds:itemID="{7177A6DE-1F82-438A-88CF-533AB0DDFC80}"/>
+<ds:datastoreItem xmlns:ds="http://schemas.openxmlformats.org/officeDocument/2006/customXml" ds:itemID="{DE1005C8-043D-4489-87AC-3DBEB99AB822}"/>
 </file>
 
 <file path=customXml/itemProps3.xml><?xml version="1.0" encoding="utf-8"?>
-<ds:datastoreItem xmlns:ds="http://schemas.openxmlformats.org/officeDocument/2006/customXml" ds:itemID="{6661EB57-B589-46E3-96F9-39B363599DE9}"/>
+<ds:datastoreItem xmlns:ds="http://schemas.openxmlformats.org/officeDocument/2006/customXml" ds:itemID="{650E13CD-95B6-45D1-9989-99BE9ACF02CC}"/>
 </file>
--- a/www/user_guide.docx
+++ b/www/user_guide.docx
@@ -5262,13 +5262,13 @@
 </file>
 
 <file path=customXml/itemProps1.xml><?xml version="1.0" encoding="utf-8"?>
-<ds:datastoreItem xmlns:ds="http://schemas.openxmlformats.org/officeDocument/2006/customXml" ds:itemID="{A20E8BDB-B139-4839-9E07-1C80289F8F26}"/>
+<ds:datastoreItem xmlns:ds="http://schemas.openxmlformats.org/officeDocument/2006/customXml" ds:itemID="{D3FABFF3-E463-453A-BD9C-54AE7A77AC55}"/>
 </file>
 
 <file path=customXml/itemProps2.xml><?xml version="1.0" encoding="utf-8"?>
-<ds:datastoreItem xmlns:ds="http://schemas.openxmlformats.org/officeDocument/2006/customXml" ds:itemID="{DE1005C8-043D-4489-87AC-3DBEB99AB822}"/>
+<ds:datastoreItem xmlns:ds="http://schemas.openxmlformats.org/officeDocument/2006/customXml" ds:itemID="{27BBDC1D-7D7A-4F43-8E6C-994AD802B111}"/>
 </file>
 
 <file path=customXml/itemProps3.xml><?xml version="1.0" encoding="utf-8"?>
-<ds:datastoreItem xmlns:ds="http://schemas.openxmlformats.org/officeDocument/2006/customXml" ds:itemID="{650E13CD-95B6-45D1-9989-99BE9ACF02CC}"/>
+<ds:datastoreItem xmlns:ds="http://schemas.openxmlformats.org/officeDocument/2006/customXml" ds:itemID="{63EADBEE-D36A-4784-8573-B0F5B4BAE089}"/>
 </file>
--- a/www/user_guide.docx
+++ b/www/user_guide.docx
@@ -5262,13 +5262,13 @@
 </file>
 
 <file path=customXml/itemProps1.xml><?xml version="1.0" encoding="utf-8"?>
-<ds:datastoreItem xmlns:ds="http://schemas.openxmlformats.org/officeDocument/2006/customXml" ds:itemID="{D3FABFF3-E463-453A-BD9C-54AE7A77AC55}"/>
+<ds:datastoreItem xmlns:ds="http://schemas.openxmlformats.org/officeDocument/2006/customXml" ds:itemID="{3F844087-D36B-4442-888C-2CE6916839AA}"/>
 </file>
 
 <file path=customXml/itemProps2.xml><?xml version="1.0" encoding="utf-8"?>
-<ds:datastoreItem xmlns:ds="http://schemas.openxmlformats.org/officeDocument/2006/customXml" ds:itemID="{27BBDC1D-7D7A-4F43-8E6C-994AD802B111}"/>
+<ds:datastoreItem xmlns:ds="http://schemas.openxmlformats.org/officeDocument/2006/customXml" ds:itemID="{A33119A9-FC5E-4976-806C-FC3E218BC154}"/>
 </file>
 
 <file path=customXml/itemProps3.xml><?xml version="1.0" encoding="utf-8"?>
-<ds:datastoreItem xmlns:ds="http://schemas.openxmlformats.org/officeDocument/2006/customXml" ds:itemID="{63EADBEE-D36A-4784-8573-B0F5B4BAE089}"/>
+<ds:datastoreItem xmlns:ds="http://schemas.openxmlformats.org/officeDocument/2006/customXml" ds:itemID="{7896D686-07F0-4824-8B6A-AB2FDD9FC159}"/>
 </file>
--- a/www/user_guide.docx
+++ b/www/user_guide.docx
@@ -5262,13 +5262,13 @@
 </file>
 
 <file path=customXml/itemProps1.xml><?xml version="1.0" encoding="utf-8"?>
-<ds:datastoreItem xmlns:ds="http://schemas.openxmlformats.org/officeDocument/2006/customXml" ds:itemID="{3F844087-D36B-4442-888C-2CE6916839AA}"/>
+<ds:datastoreItem xmlns:ds="http://schemas.openxmlformats.org/officeDocument/2006/customXml" ds:itemID="{14B8DB9A-4155-4193-B670-8FAEC0E3CCB3}"/>
 </file>
 
 <file path=customXml/itemProps2.xml><?xml version="1.0" encoding="utf-8"?>
-<ds:datastoreItem xmlns:ds="http://schemas.openxmlformats.org/officeDocument/2006/customXml" ds:itemID="{A33119A9-FC5E-4976-806C-FC3E218BC154}"/>
+<ds:datastoreItem xmlns:ds="http://schemas.openxmlformats.org/officeDocument/2006/customXml" ds:itemID="{D3D66437-E8F2-4DD1-8308-3AEBA651F379}"/>
 </file>
 
 <file path=customXml/itemProps3.xml><?xml version="1.0" encoding="utf-8"?>
-<ds:datastoreItem xmlns:ds="http://schemas.openxmlformats.org/officeDocument/2006/customXml" ds:itemID="{7896D686-07F0-4824-8B6A-AB2FDD9FC159}"/>
+<ds:datastoreItem xmlns:ds="http://schemas.openxmlformats.org/officeDocument/2006/customXml" ds:itemID="{D14A302A-0FFA-4E9D-9E09-7358C7ED157B}"/>
 </file>
--- a/www/user_guide.docx
+++ b/www/user_guide.docx
@@ -177,6 +177,14 @@
       </w:r>
     </w:p>
     <w:p>
+      <w:pPr>
+        <w:pStyle w:val="FirstParagraph"/>
+      </w:pPr>
+      <w:r>
+        <w:t xml:space="preserve">The Monte Carlo simulations can be run for enteric fermentation alone, or for enteric fermentation together with one or more (or all) of the other emission sources listed above. If you are interested to only run simulations for manure-related emission sources, you should supply country-specific Tier 2 input parameters for enteric fermentation. If these are not supplied, the tool will auto-fill these inputs using IPCC default parameters and uncertainty ranges, which may not reflect the assumptions in your inventory.</w:t>
+      </w:r>
+    </w:p>
+    <w:p>
       <w:r>
         <w:br w:type="page"/>
       </w:r>
@@ -224,7 +232,7 @@
         <w:t xml:space="preserve">Activity data</w:t>
       </w:r>
       <w:r>
-        <w:t xml:space="preserve">: For each animal sub-category, the population (N), body weight (BW), weight gain (WG), milk yield (for dairy), milk fat %, digestible energy (DE%), manure management system (MMS) fractions, and other Tier 2 inputs.</w:t>
+        <w:t xml:space="preserve">: For each animal sub-category, the population (N), body weight (BW), weight gain (WG), milk yield (for cows), milk fat %, digestible energy (DE%), manure management system (MMS) fractions, and other Tier 2 inputs.</w:t>
       </w:r>
     </w:p>
     <w:p>
@@ -287,10 +295,16 @@
         <w:t xml:space="preserve"> </w:t>
       </w:r>
       <w:r>
-        <w:t xml:space="preserve">(if running manure N</w:t>
-      </w:r>
-      <w:r>
-        <w:t xml:space="preserve">O): The percentage of manure allocated to each management system (pasture, solid storage, liquid, etc.). If you are uncertain about the allocation itself, the Manure_Management tab also has optional</w:t>
+        <w:t xml:space="preserve">(if running manure management CH</w:t>
+      </w:r>
+      <w:r>
+        <w:t xml:space="preserve"> </w:t>
+      </w:r>
+      <w:r>
+        <w:t xml:space="preserve">or N</w:t>
+      </w:r>
+      <w:r>
+        <w:t xml:space="preserve">O): The percentage of manure allocated to each management system (e.g. pasture, solid storage, liquid, etc.). If you are uncertain about the allocation itself, the tool uses a data uploading template in which the Manure_Management tab has optional</w:t>
       </w:r>
       <w:r>
         <w:t xml:space="preserve"> </w:t>
@@ -340,6 +354,24 @@
     </w:p>
     <w:p>
       <w:pPr>
+        <w:numPr>
+          <w:ilvl w:val="0"/>
+          <w:numId w:val="1003"/>
+        </w:numPr>
+      </w:pPr>
+      <w:r>
+        <w:rPr>
+          <w:b/>
+          <w:bCs/>
+        </w:rPr>
+        <w:t xml:space="preserve">Emission factors and other coefficients</w:t>
+      </w:r>
+      <w:r>
+        <w:t xml:space="preserve">: If your inventory uses country-specific emission factors (e.g. EF3, EF4, etc.) or country-specific values of other parameters (e.g. C, Ca, Cp, Frac_GasMS, etc.), prepare these parameter values and the associated uncertainty estimates. If your inventory uses the IPCC default values, the tool can auto-fill these default values.</w:t>
+      </w:r>
+    </w:p>
+    <w:p>
+      <w:pPr>
         <w:pStyle w:val="FirstParagraph"/>
       </w:pPr>
       <w:r>
@@ -354,7 +386,7 @@
         <w:t xml:space="preserve"> </w:t>
       </w:r>
       <w:r>
-        <w:t xml:space="preserve">The tool’s pre-run check is source-aware: if you select only the methane sources (enteric, manure CH</w:t>
+        <w:t xml:space="preserve">The tool’s pre-run check is source-aware: if you select only the methane sources (i.e. enteric fermentation, manure management CH</w:t>
       </w:r>
       <w:r>
         <w:t xml:space="preserve">), it will not ask you to fill the N</w:t>
@@ -367,6 +399,26 @@
       </w:r>
       <w:r>
         <w:t xml:space="preserve">O quantities (EF3 per system, Frac_GasMS, Frac_LeachMS) live in the Manure_Management tab — fill them there, not in the Parameters tab.</w:t>
+      </w:r>
+    </w:p>
+    <w:p>
+      <w:pPr>
+        <w:pStyle w:val="BodyText"/>
+      </w:pPr>
+      <w:r>
+        <w:t xml:space="preserve">The tool uses a specific data upload template, described in the following sections. When you assemble your inputs to the tool, you may either input them directly into the template (which can be downloaded from the</w:t>
+      </w:r>
+      <w:r>
+        <w:t xml:space="preserve"> </w:t>
+      </w:r>
+      <w:r>
+        <w:rPr>
+          <w:rStyle w:val="VerbatimChar"/>
+        </w:rPr>
+        <w:t xml:space="preserve">1. Data input' tab), or you can use AI-assisted data preparation (see Section 2.2 below) to convert the data from your format into the template's format. In either case, it is useful to familiarise yourself with the parameter definitions and units used by the tool (see the</w:t>
+      </w:r>
+      <w:r>
+        <w:t xml:space="preserve">Definitions’ tab) so that your inputs are aligned with how the tool treats each parameter. For example, MMS fractions should be expressed as percentages (e.g. `5’ meaning 5%) rather than fractions (e.g. 0.05).</w:t>
       </w:r>
     </w:p>
     <w:bookmarkEnd w:id="13"/>
@@ -384,16 +436,16 @@
         <w:pStyle w:val="FirstParagraph"/>
       </w:pPr>
       <w:r>
-        <w:t xml:space="preserve">If your raw inventory data lives in your own Excel or CSV files with column names that do not match the template, the tool offers an</w:t>
-      </w:r>
-      <w:r>
-        <w:t xml:space="preserve"> </w:t>
-      </w:r>
-      <w:r>
-        <w:t xml:space="preserve"> </w:t>
-      </w:r>
-      <w:r>
-        <w:t xml:space="preserve">that does the column-mapping and unit-conversion work for you. It is a small chat panel on the Resources tab; you upload your data and the AI walks you through a three-step process that produces a filled template you can download.</w:t>
+        <w:t xml:space="preserve">If your raw inventory data lives in your own Excel or CSV files with column names or other formatting that does not match the template, the tool offers an</w:t>
+      </w:r>
+      <w:r>
+        <w:t xml:space="preserve"> </w:t>
+      </w:r>
+      <w:r>
+        <w:t xml:space="preserve"> </w:t>
+      </w:r>
+      <w:r>
+        <w:t xml:space="preserve">that does the column-mapping and unit-conversion work for you. It is a small chat panel on the `Resources’ tab; you upload your data and the AI walks you through a three-step process that produces a filled template you can download.</w:t>
       </w:r>
     </w:p>
     <w:p>
@@ -415,7 +467,7 @@
         <w:t xml:space="preserve"> </w:t>
       </w:r>
       <w:r>
-        <w:t xml:space="preserve">The translator is most useful when (a) your data is in a non-standard shape, (b) your column names differ from the template (e.g. </w:t>
+        <w:t xml:space="preserve">The translator is most useful when (a) your data is in a different format from the template (e.g. rows are parameters, columns are years), (b) your column names differ from the template (e.g. </w:t>
       </w:r>
       <w:r>
         <w:t xml:space="preserve">,</w:t>
@@ -485,8 +537,13 @@
         <w:t xml:space="preserve"> </w:t>
       </w:r>
       <w:r>
-        <w:t xml:space="preserve">in the IPCC default column must be supplied from your national data. The tool will auto-fill missing optional parameters with IPCC defaults and flag them in Tab 1 (see Section 3.2).</w:t>
-      </w:r>
+        <w:t xml:space="preserve">in the IPCC default column must be supplied from your national data. The tool will auto-fill missing optional parameters with IPCC defaults and flag them in Tab 1 (see Section 3.2). When uploading your data, be sure to select 2006 IPCC Guidelines or 2019 Refinement so that the tool auto-fills and performs data quality checks according to the correct version of the guidelines.</w:t>
+      </w:r>
+    </w:p>
+    <w:p>
+      <w:pPr>
+        <w:pStyle w:val="BodyText"/>
+      </w:pPr>
     </w:p>
     <w:p>
       <w:pPr>
@@ -506,51 +563,6 @@
       </w:r>
       <w:r>
         <w:t xml:space="preserve">use explicit lower/upper bounds from the IPCC tables rather than a symmetric ±% formula. The template pre-fills these bounds automatically from the IPCC 2019 Refinement tables.</w:t>
-      </w:r>
-      <w:r>
-        <w:t xml:space="preserve"> </w:t>
-      </w:r>
-      <w:r>
-        <w:t xml:space="preserve">: this is the canonical name (matches IPCC Vol.4 Ch.10 Eq. 10.13’s</w:t>
-      </w:r>
-      <w:r>
-        <w:t xml:space="preserve"> </w:t>
-      </w:r>
-      <w:r>
-        <w:t xml:space="preserve">“% females pregnant”</w:t>
-      </w:r>
-      <w:r>
-        <w:t xml:space="preserve"> </w:t>
-      </w:r>
-      <w:r>
-        <w:t xml:space="preserve">— includes pregnant heifers that have not yet calved). Legacy column names</w:t>
-      </w:r>
-      <w:r>
-        <w:t xml:space="preserve"> </w:t>
-      </w:r>
-      <w:r>
-        <w:t xml:space="preserve"> </w:t>
-      </w:r>
-      <w:r>
-        <w:t xml:space="preserve">and</w:t>
-      </w:r>
-      <w:r>
-        <w:t xml:space="preserve"> </w:t>
-      </w:r>
-      <w:r>
-        <w:t xml:space="preserve"> </w:t>
-      </w:r>
-      <w:r>
-        <w:t xml:space="preserve">are automatically renamed to</w:t>
-      </w:r>
-      <w:r>
-        <w:t xml:space="preserve"> </w:t>
-      </w:r>
-      <w:r>
-        <w:t xml:space="preserve"> </w:t>
-      </w:r>
-      <w:r>
-        <w:t xml:space="preserve">on upload, so existing templates continue to work without edits.</w:t>
       </w:r>
     </w:p>
     <w:bookmarkEnd w:id="15"/>
@@ -568,7 +580,7 @@
         <w:pStyle w:val="FirstParagraph"/>
       </w:pPr>
       <w:r>
-        <w:t xml:space="preserve">The tool uses an Excel template with a specific structure. Download the template from the</w:t>
+        <w:t xml:space="preserve">The tool uses an Excel template with a specific structure. On the</w:t>
       </w:r>
       <w:r>
         <w:t xml:space="preserve"> </w:t>
@@ -584,13 +596,25 @@
         <w:t xml:space="preserve"> </w:t>
       </w:r>
       <w:r>
-        <w:t xml:space="preserve">tab (Tab 1) by clicking</w:t>
-      </w:r>
-      <w:r>
-        <w:t xml:space="preserve"> </w:t>
-      </w:r>
-      <w:r>
-        <w:t xml:space="preserve">“Download Excel template”</w:t>
+        <w:t xml:space="preserve">tab, under</w:t>
+      </w:r>
+      <w:r>
+        <w:t xml:space="preserve"> </w:t>
+      </w:r>
+      <w:r>
+        <w:rPr>
+          <w:rStyle w:val="VerbatimChar"/>
+        </w:rPr>
+        <w:t xml:space="preserve">Data source', select</w:t>
+      </w:r>
+      <w:r>
+        <w:t xml:space="preserve">Custom Upload’, then select the IPCC Guidelines version, and download the template by clicking</w:t>
+      </w:r>
+      <w:r>
+        <w:t xml:space="preserve"> </w:t>
+      </w:r>
+      <w:r>
+        <w:t xml:space="preserve">“Download blank template”</w:t>
       </w:r>
       <w:r>
         <w:t xml:space="preserve">.</w:t>
@@ -611,7 +635,7 @@
         <w:pStyle w:val="FirstParagraph"/>
       </w:pPr>
       <w:r>
-        <w:t xml:space="preserve">The first sheet captures who and where the inventory is for. Two cells deserve a note:</w:t>
+        <w:t xml:space="preserve">The first sheet captures where the inventory is for. Two cells deserve a note:</w:t>
       </w:r>
     </w:p>
     <w:p>
@@ -664,26 +688,6 @@
         <w:pStyle w:val="FirstParagraph"/>
       </w:pPr>
       <w:r>
-        <w:t xml:space="preserve">: if you uploaded a template downloaded before this region field was split out (i.e. only the old single</w:t>
-      </w:r>
-      <w:r>
-        <w:t xml:space="preserve"> </w:t>
-      </w:r>
-      <w:r>
-        <w:rPr>
-          <w:rStyle w:val="VerbatimChar"/>
-        </w:rPr>
-        <w:t xml:space="preserve">Country / region'' cell), the parser maps common country names (Zimbabwe, India, Brazil, …) to the right continent automatically. Anything unrecognised falls back to \texttt{global} (no false BW warnings; the QA message will just say</w:t>
-      </w:r>
-      <w:r>
-        <w:t xml:space="preserve">global’’). Re-downloading the current template is recommended but not required.</w:t>
-      </w:r>
-    </w:p>
-    <w:p>
-      <w:pPr>
-        <w:pStyle w:val="BodyText"/>
-      </w:pPr>
-      <w:r>
         <w:t xml:space="preserve">The Parameters sheet has the following key columns:</w:t>
       </w:r>
     </w:p>
@@ -695,7 +699,7 @@
         <w:t xml:space="preserve"> </w:t>
       </w:r>
       <w:r>
-        <w:t xml:space="preserve">Each row is one parameter for one sub-category. A country with two production systems and five sub-categories each would have approximately 12–15 parameters × 10 sub-categories = 100–150 rows.</w:t>
+        <w:t xml:space="preserve">Each row is one parameter for one sub-category. A country with two production systems and five sub-categories each would have approximately 12–15 parameters × 10 sub-categories = 100–150 rows. (Hence, the AI translator may be particularly useful for users with large numbers of sub-categories.)</w:t>
       </w:r>
     </w:p>
     <w:bookmarkEnd w:id="17"/>
@@ -713,7 +717,7 @@
         <w:pStyle w:val="FirstParagraph"/>
       </w:pPr>
       <w:r>
-        <w:t xml:space="preserve">Sub-categories should match your national inventory. Typical sub-categories include:</w:t>
+        <w:t xml:space="preserve">Sub-categories should match your national inventory. Examples of typical sub-categories include:</w:t>
       </w:r>
     </w:p>
     <w:p>
@@ -802,7 +806,7 @@
         <w:pStyle w:val="FirstParagraph"/>
       </w:pPr>
       <w:r>
-        <w:t xml:space="preserve">Each sub-category needs its own rows for all relevant parameters. The values of</w:t>
+        <w:t xml:space="preserve">Each sub-category needs its own rows for each relevant parameter. The values of</w:t>
       </w:r>
       <w:r>
         <w:t xml:space="preserve"> </w:t>
@@ -823,7 +827,7 @@
         <w:t xml:space="preserve"> </w:t>
       </w:r>
       <w:r>
-        <w:t xml:space="preserve">together identify each group uniquely — they must be spelled consistently across all rows for the same group.</w:t>
+        <w:t xml:space="preserve">together identify each group uniquely — they must be spelled consistently across all rows for the same group. (If manually entering data, consistency in spelling can be achieved by `dragging’ an already-filled cell across unfilled cells, rather than retyping words.)</w:t>
       </w:r>
     </w:p>
     <w:bookmarkEnd w:id="18"/>
@@ -839,6 +843,11 @@
     <w:p>
       <w:pPr>
         <w:pStyle w:val="FirstParagraph"/>
+      </w:pPr>
+    </w:p>
+    <w:p>
+      <w:pPr>
+        <w:pStyle w:val="BodyText"/>
       </w:pPr>
     </w:p>
     <w:p>
@@ -850,7 +859,7 @@
         </w:numPr>
       </w:pPr>
       <w:r>
-        <w:t xml:space="preserve">: If populations are estimated from livestock surveys, the survey sampling error provides a direct estimate of uncertainty. The 95% confidence interval from a survey translates directly to the</w:t>
+        <w:t xml:space="preserve">: If populations are estimated from representative livestock surveys, the survey sampling error may provide a direct estimate of uncertainty. The 95% confidence interval from a survey translates directly to the</w:t>
       </w:r>
       <w:r>
         <w:t xml:space="preserve"> </w:t>
@@ -930,10 +939,10 @@
         </w:numPr>
       </w:pPr>
       <w:r>
-        <w:t xml:space="preserve">: IPCC 2019 Refinement (Vol.4 Ch.10 / Ch.11) gives lower / upper bounds for several emission factors (e.g. EF</w:t>
-      </w:r>
-      <w:r>
-        <w:t xml:space="preserve">, Ym, MCF). The template pre-fills these where IPCC publishes them; where IPCC does not publish a CI, the template falls back to ranges from Penman</w:t>
+        <w:t xml:space="preserve">: IPCC 2019 Refinement (Vol.4 Ch.10 / Ch.11) gives uncertainty percentages or lower / upper bounds for several parameters (e.g. EF</w:t>
+      </w:r>
+      <w:r>
+        <w:t xml:space="preserve">, Ym, MCF). The template pre-fills these where IPCC publishes them; where IPCC does not publish an uncertainty range, the template falls back to ranges from Penman</w:t>
       </w:r>
       <w:r>
         <w:t xml:space="preserve"> </w:t>
@@ -1280,7 +1289,7 @@
         </w:numPr>
       </w:pPr>
       <w:r>
-        <w:t xml:space="preserve">Save the file as .xlsx and upload it using the file picker</w:t>
+        <w:t xml:space="preserve">Save the file as .xlsx and upload it using the file picker.</w:t>
       </w:r>
     </w:p>
     <w:p>
@@ -1319,7 +1328,7 @@
         <w:pStyle w:val="BodyText"/>
       </w:pPr>
       <w:r>
-        <w:t xml:space="preserve">You should review whether the IPCC defaults are appropriate for your country context and, where possible, supply country-specific values before your final simulation run.</w:t>
+        <w:t xml:space="preserve">You should review whether the IPCC defaults are appropriate for your country context and, where necessary, revise any auto-filled values before your final simulation run.</w:t>
       </w:r>
     </w:p>
     <w:p>
@@ -1377,22 +1386,7 @@
         <w:t xml:space="preserve"> </w:t>
       </w:r>
       <w:r>
-        <w:t xml:space="preserve">— the one parameter for which the tool keeps a defensible continental IPCC table lookup: Annex Tables 10A.1 (dairy cows), 10A.2 (non-dairy cattle), and 10A.3 (buffalo). Earlier versions of the tool also flagged deviations on Milk, MW, DE, Ym, and Bo, but those benchmarks were heuristic mid-points derived from the same Annex 10A tables rather than direct IPCC defaults — a reviewer auditing the QA tab could not locate the cited values in the guidelines, so they were removed (Andreas Wilkes review, May 2026). The remaining parameters are still auto-filled with the catalogue IPCC default when missing (flagged</w:t>
-      </w:r>
-      <w:r>
-        <w:t xml:space="preserve"> </w:t>
-      </w:r>
-      <w:r>
-        <w:t xml:space="preserve">); they just no longer raise a</w:t>
-      </w:r>
-      <w:r>
-        <w:t xml:space="preserve"> </w:t>
-      </w:r>
-      <w:r>
-        <w:t xml:space="preserve"> </w:t>
-      </w:r>
-      <w:r>
-        <w:t xml:space="preserve">purely for differing from a mid-point that was not citable to a published IPCC table. Reinstating per-parameter benchmarks properly would require a multi-dimensional lookup (parameter × continent × IPCC version × production system × animal sub-category) and is deferred to a future release.</w:t>
+        <w:t xml:space="preserve">— the one parameter for which the tool keeps a defensible continental IPCC table lookup: Annex Tables 10A.1 (dairy cows), 10A.2 (non-dairy cattle), and 10A.3 (buffalo).</w:t>
       </w:r>
     </w:p>
     <w:p>
@@ -1677,6 +1671,26 @@
         <w:t xml:space="preserve">. Review whether the default is appropriate for your country context and, where possible, replace it with country-specific data.</w:t>
       </w:r>
     </w:p>
+    <w:p>
+      <w:pPr>
+        <w:pStyle w:val="BodyText"/>
+      </w:pPr>
+      <w:r>
+        <w:t xml:space="preserve"> </w:t>
+      </w:r>
+      <w:r>
+        <w:t xml:space="preserve">You can make any necessary corrections by editing in Tab 3 (</w:t>
+      </w:r>
+      <w:r>
+        <w:rPr>
+          <w:rStyle w:val="VerbatimChar"/>
+        </w:rPr>
+        <w:t xml:space="preserve">Uncertainty'). The final values used in the simulation runs will be documented in the reports output by the tool, but will not be updated in your data input file. Alternatively, if you edit the values in your data input file and re-upload in Tab 1 (</w:t>
+      </w:r>
+      <w:r>
+        <w:t xml:space="preserve">Data input’), the values used will be documented in the final reports and stored in your data input file.</w:t>
+      </w:r>
+    </w:p>
     <w:bookmarkEnd w:id="26"/>
     <w:bookmarkStart w:id="27" w:name="documenting-deviations"/>
     <w:p>
@@ -1906,6 +1920,23 @@
         <w:t xml:space="preserve">If you select correlations and the result barely changes, that is usually expected, not a bug — the IPCC equation chain multiplies around 13 parameters together, which dilutes the effect of any single correlated pair. See the Methodology document for the underlying mathematics.</w:t>
       </w:r>
     </w:p>
+    <w:p>
+      <w:pPr>
+        <w:pStyle w:val="BodyText"/>
+      </w:pPr>
+      <w:r>
+        <w:t xml:space="preserve"> </w:t>
+      </w:r>
+      <w:r>
+        <w:t xml:space="preserve">Before running your simulation, Tab 5 (`Simulate &amp; Results’) lets you select</w:t>
+      </w:r>
+      <w:r>
+        <w:t xml:space="preserve"> </w:t>
+      </w:r>
+      <w:r>
+        <w:t xml:space="preserve">. Selecting this lets you inspect the influence of the correlation options you chose.</w:t>
+      </w:r>
+    </w:p>
     <w:bookmarkEnd w:id="34"/>
     <w:bookmarkStart w:id="35" w:name="X9fbe3bf0ed716b849148a0169f61d962391b056"/>
     <w:p>
@@ -2126,25 +2157,7 @@
         <w:t xml:space="preserve"> </w:t>
       </w:r>
       <w:r>
-        <w:t xml:space="preserve">— names that don’t match a catalogue parameter are silently ignored when the matrix is applied to the simulation (no error message; the correlation just doesn’t take effect). Legacy aliases such as</w:t>
-      </w:r>
-      <w:r>
-        <w:t xml:space="preserve"> </w:t>
-      </w:r>
-      <w:r>
-        <w:t xml:space="preserve"> </w:t>
-      </w:r>
-      <w:r>
-        <w:t xml:space="preserve">are resolved on the</w:t>
-      </w:r>
-      <w:r>
-        <w:t xml:space="preserve"> </w:t>
-      </w:r>
-      <w:r>
-        <w:t xml:space="preserve"> </w:t>
-      </w:r>
-      <w:r>
-        <w:t xml:space="preserve">upload only; on the correlation matrix they need to be the canonical names listed above.</w:t>
+        <w:t xml:space="preserve">— names that don’t match a catalogue parameter are silently ignored when the matrix is applied to the simulation (no error message; the correlation just doesn’t take effect).</w:t>
       </w:r>
     </w:p>
     <w:p>
@@ -2193,252 +2206,6 @@
         <w:t xml:space="preserve">All other pairs are set to zero.</w:t>
       </w:r>
     </w:p>
-    <w:p>
-      <w:pPr>
-        <w:pStyle w:val="BodyText"/>
-      </w:pPr>
-      <w:r>
-        <w:t xml:space="preserve"> </w:t>
-      </w:r>
-      <w:r>
-        <w:t xml:space="preserve">A previously included N</w:t>
-      </w:r>
-      <w:r>
-        <w:t xml:space="preserve"> </w:t>
-      </w:r>
-      <m:oMath>
-        <m:r>
-          <m:rPr>
-            <m:sty m:val="p"/>
-          </m:rPr>
-          <m:t>↔</m:t>
-        </m:r>
-      </m:oMath>
-      <w:r>
-        <w:t xml:space="preserve"> </w:t>
-      </w:r>
-      <w:r>
-        <w:t xml:space="preserve">BW</w:t>
-      </w:r>
-      <w:r>
-        <w:t xml:space="preserve"> </w:t>
-      </w:r>
-      <m:oMath>
-        <m:r>
-          <m:rPr>
-            <m:sty m:val="p"/>
-          </m:rPr>
-          <m:t>=</m:t>
-        </m:r>
-        <m:r>
-          <m:t>0.30</m:t>
-        </m:r>
-      </m:oMath>
-      <w:r>
-        <w:t xml:space="preserve"> </w:t>
-      </w:r>
-      <w:r>
-        <w:t xml:space="preserve">pair was removed (no defensible cross-country source); DE</w:t>
-      </w:r>
-      <w:r>
-        <w:t xml:space="preserve"> </w:t>
-      </w:r>
-      <m:oMath>
-        <m:r>
-          <m:rPr>
-            <m:sty m:val="p"/>
-          </m:rPr>
-          <m:t>↔</m:t>
-        </m:r>
-      </m:oMath>
-      <w:r>
-        <w:t xml:space="preserve"> </w:t>
-      </w:r>
-      <w:r>
-        <w:t xml:space="preserve">Ym is set to</w:t>
-      </w:r>
-      <w:r>
-        <w:t xml:space="preserve"> </w:t>
-      </w:r>
-      <m:oMath>
-        <m:r>
-          <m:rPr>
-            <m:sty m:val="p"/>
-          </m:rPr>
-          <m:t>−</m:t>
-        </m:r>
-        <m:r>
-          <m:t>0.50</m:t>
-        </m:r>
-      </m:oMath>
-      <w:r>
-        <w:t xml:space="preserve"> </w:t>
-      </w:r>
-      <w:r>
-        <w:t xml:space="preserve">rather than</w:t>
-      </w:r>
-      <w:r>
-        <w:t xml:space="preserve"> </w:t>
-      </w:r>
-      <m:oMath>
-        <m:r>
-          <m:rPr>
-            <m:sty m:val="p"/>
-          </m:rPr>
-          <m:t>−</m:t>
-        </m:r>
-        <m:r>
-          <m:t>0.40</m:t>
-        </m:r>
-      </m:oMath>
-      <w:r>
-        <w:t xml:space="preserve"> </w:t>
-      </w:r>
-      <w:r>
-        <w:t xml:space="preserve">(cross-diet meta-analyses); Cfi</w:t>
-      </w:r>
-      <w:r>
-        <w:t xml:space="preserve"> </w:t>
-      </w:r>
-      <m:oMath>
-        <m:r>
-          <m:rPr>
-            <m:sty m:val="p"/>
-          </m:rPr>
-          <m:t>↔</m:t>
-        </m:r>
-      </m:oMath>
-      <w:r>
-        <w:t xml:space="preserve"> </w:t>
-      </w:r>
-      <w:r>
-        <w:t xml:space="preserve">Ca is set to</w:t>
-      </w:r>
-      <w:r>
-        <w:t xml:space="preserve"> </w:t>
-      </w:r>
-      <m:oMath>
-        <m:r>
-          <m:t>0.30</m:t>
-        </m:r>
-      </m:oMath>
-      <w:r>
-        <w:t xml:space="preserve"> </w:t>
-      </w:r>
-      <w:r>
-        <w:t xml:space="preserve">rather than</w:t>
-      </w:r>
-      <w:r>
-        <w:t xml:space="preserve"> </w:t>
-      </w:r>
-      <m:oMath>
-        <m:r>
-          <m:t>0.60</m:t>
-        </m:r>
-      </m:oMath>
-      <w:r>
-        <w:t xml:space="preserve"> </w:t>
-      </w:r>
-      <w:r>
-        <w:t xml:space="preserve">(Cfi and Ca are independent inputs in IPCC Eq 10.3 / 10.4); BW</w:t>
-      </w:r>
-      <w:r>
-        <w:t xml:space="preserve"> </w:t>
-      </w:r>
-      <m:oMath>
-        <m:r>
-          <m:rPr>
-            <m:sty m:val="p"/>
-          </m:rPr>
-          <m:t>↔</m:t>
-        </m:r>
-      </m:oMath>
-      <w:r>
-        <w:t xml:space="preserve"> </w:t>
-      </w:r>
-      <w:r>
-        <w:t xml:space="preserve">MW is set to</w:t>
-      </w:r>
-      <w:r>
-        <w:t xml:space="preserve"> </w:t>
-      </w:r>
-      <m:oMath>
-        <m:r>
-          <m:t>0.50</m:t>
-        </m:r>
-      </m:oMath>
-      <w:r>
-        <w:t xml:space="preserve"> </w:t>
-      </w:r>
-      <w:r>
-        <w:t xml:space="preserve">rather than</w:t>
-      </w:r>
-      <w:r>
-        <w:t xml:space="preserve"> </w:t>
-      </w:r>
-      <m:oMath>
-        <m:r>
-          <m:t>0.85</m:t>
-        </m:r>
-      </m:oMath>
-      <w:r>
-        <w:t xml:space="preserve"> </w:t>
-      </w:r>
-      <w:r>
-        <w:t xml:space="preserve">(typical mixed-source data provenance); two cross-group dairy pairs (Milk</w:t>
-      </w:r>
-      <w:r>
-        <w:t xml:space="preserve"> </w:t>
-      </w:r>
-      <m:oMath>
-        <m:r>
-          <m:rPr>
-            <m:sty m:val="p"/>
-          </m:rPr>
-          <m:t>↔</m:t>
-        </m:r>
-      </m:oMath>
-      <w:r>
-        <w:t xml:space="preserve"> </w:t>
-      </w:r>
-      <w:r>
-        <w:t xml:space="preserve">BW and Milk</w:t>
-      </w:r>
-      <w:r>
-        <w:t xml:space="preserve"> </w:t>
-      </w:r>
-      <m:oMath>
-        <m:r>
-          <m:rPr>
-            <m:sty m:val="p"/>
-          </m:rPr>
-          <m:t>↔</m:t>
-        </m:r>
-      </m:oMath>
-      <w:r>
-        <w:t xml:space="preserve"> </w:t>
-      </w:r>
-      <w:r>
-        <w:t xml:space="preserve">DE) were added; Milk</w:t>
-      </w:r>
-      <w:r>
-        <w:t xml:space="preserve"> </w:t>
-      </w:r>
-      <m:oMath>
-        <m:r>
-          <m:rPr>
-            <m:sty m:val="p"/>
-          </m:rPr>
-          <m:t>↔</m:t>
-        </m:r>
-      </m:oMath>
-      <w:r>
-        <w:t xml:space="preserve"> </w:t>
-      </w:r>
-      <w:r>
-        <w:t xml:space="preserve">pct_pregnant is not included (sign ambiguous).</w:t>
-      </w:r>
-    </w:p>
     <w:bookmarkEnd w:id="37"/>
     <w:bookmarkStart w:id="38" w:name="coefficient-emission-factor-correlations"/>
     <w:p>
@@ -2465,11 +2232,6 @@
       <w:r>
         <w:t xml:space="preserve">the per-head IPCC coefficients (Cfi, Ca, Ym, Bo, MCF, EF3, EF4, EF5, …). Two modes are available:</w:t>
       </w:r>
-    </w:p>
-    <w:p>
-      <w:pPr>
-        <w:pStyle w:val="BodyText"/>
-      </w:pPr>
     </w:p>
     <w:p>
       <w:r>
@@ -2517,7 +2279,16 @@
         <w:pStyle w:val="BodyText"/>
       </w:pPr>
       <w:r>
-        <w:t xml:space="preserve">: Choose between AR5 (CH</w:t>
+        <w:t xml:space="preserve">: Choose between AR4 (CH</w:t>
+      </w:r>
+      <w:r>
+        <w:t xml:space="preserve"> </w:t>
+      </w:r>
+      <w:r>
+        <w:t xml:space="preserve">GWP = 25, N</w:t>
+      </w:r>
+      <w:r>
+        <w:t xml:space="preserve">O = 298), AR5 (CH</w:t>
       </w:r>
       <w:r>
         <w:t xml:space="preserve"> </w:t>
@@ -2532,10 +2303,10 @@
         <w:t xml:space="preserve"> </w:t>
       </w:r>
       <w:r>
-        <w:t xml:space="preserve">GWP = 27.9, N</w:t>
-      </w:r>
-      <w:r>
-        <w:t xml:space="preserve">O = 273). Select the version required by your national inventory reporting guidelines.</w:t>
+        <w:t xml:space="preserve">GWP = 27, N</w:t>
+      </w:r>
+      <w:r>
+        <w:t xml:space="preserve">O = 273; the 27 is the non-fossil/biogenic methane value, appropriate for cattle). The default is AR5. Select the version required by your national inventory reporting guidelines.</w:t>
       </w:r>
     </w:p>
     <w:p>
@@ -2551,15 +2322,15 @@
         <w:pStyle w:val="BodyText"/>
       </w:pPr>
       <w:r>
-        <w:t xml:space="preserve">: Single-year (most common) or Trend (multi-year time series).</w:t>
-      </w:r>
-    </w:p>
-    <w:p>
-      <w:pPr>
-        <w:pStyle w:val="BodyText"/>
-      </w:pPr>
-      <w:r>
-        <w:t xml:space="preserve">: Tick all sources applicable to your inventory. Unticked sources contribute zero emissions to the total.</w:t>
+        <w:t xml:space="preserve">: Single-year (e.g. simulation run only on the latest year in your inventory time series) or Trend (multi-year time series).</w:t>
+      </w:r>
+    </w:p>
+    <w:p>
+      <w:pPr>
+        <w:pStyle w:val="BodyText"/>
+      </w:pPr>
+      <w:r>
+        <w:t xml:space="preserve">: Tick all sources applicable to your inventory. Unticked sources contribute zero emissions to the total. (Note: you can choose not to select enteric fermentation, but the Tier 2 input data for enteric fermentation should be supplied. Not selecting enteric fermentation means that the emissions and uncertainty of this emission source will not be reported in the results.)</w:t>
       </w:r>
     </w:p>
     <w:bookmarkEnd w:id="40"/>
@@ -2621,7 +2392,7 @@
         <w:t xml:space="preserve"> </w:t>
       </w:r>
       <w:r>
-        <w:t xml:space="preserve">If your country uses the same emission factors for the whole inventory series (the typical case — either IPCC defaults or one national estimation), then a high-Ym draw in your base year should also be a high-Ym draw in the current year. The coefficient uncertainty then cancels when you compare the two years, so the trend uncertainty reflects only the activity-data changes. This is what IPCC V1 Ch3 §3.2.3 calls a ``Type A’’ sensitivity. If you instead treated EFs as independent across years, you would artificially inflate the trend uncertainty.</w:t>
+        <w:t xml:space="preserve">If your country uses the same emission factors for the whole inventory time series (e.g. when Tier 2 EFs were estimated using one dataset and applied to all inventory years), then a high-Ym draw in your base year should also be a high-Ym draw in the current year. The coefficient uncertainty then cancels when you compare the two years, so the trend uncertainty reflects only the activity-data changes. This is what IPCC Vol.1 Ch.3 §3.2.3 calls a ``Type A’’ sensitivity. If you instead treated EFs as independent across years, you would artificially inflate the trend uncertainty.</w:t>
       </w:r>
     </w:p>
     <w:p>
@@ -2701,7 +2472,7 @@
         <w:t xml:space="preserve"> </w:t>
       </w:r>
       <w:r>
-        <w:t xml:space="preserve">. A progress bar shows the simulation steps. For 10,000 iterations and a single production system, typical run time is 15–60 seconds.</w:t>
+        <w:t xml:space="preserve">. A progress bar shows the simulation steps. For 10,000 iterations and a single production system, typical run time is 15–60 seconds, but may be longer for inventories with large numbers of sub-categories.</w:t>
       </w:r>
     </w:p>
     <w:p>
@@ -3074,7 +2845,7 @@
         <w:pStyle w:val="FirstParagraph"/>
       </w:pPr>
       <w:r>
-        <w:t xml:space="preserve">The IPCC Report tab shows your results formatted as IPCC 2006 Vol. 1 Ch. 3 Table 3.3. The three uncertainty columns in the downloadable Excel sheet are now labelled explicitly so there is no ambiguity:</w:t>
+        <w:t xml:space="preserve">The IPCC Report tab shows your results formatted as IPCC 2006 Vol. 1 Ch. 3 Table 3.3. The three uncertainty columns in the downloadable Excel sheet are:</w:t>
       </w:r>
     </w:p>
     <w:p>
@@ -3085,19 +2856,7 @@
         <w:t xml:space="preserve">: Following IPCC Table 3.3 conventions, all values are expressed as the half-width of the 95% confidence interval divided by the mean, multiplied by 100 — i.e. </w:t>
       </w:r>
       <w:r>
-        <w:t xml:space="preserve">. CV (</w:t>
-      </w:r>
-      <w:r>
-        <w:t xml:space="preserve">) is a different metric and is</w:t>
-      </w:r>
-      <w:r>
-        <w:t xml:space="preserve"> </w:t>
-      </w:r>
-      <w:r>
-        <w:t xml:space="preserve"> </w:t>
-      </w:r>
-      <w:r>
-        <w:t xml:space="preserve">what IPCC Annex 7 expects in this column.</w:t>
+        <w:t xml:space="preserve">.</w:t>
       </w:r>
     </w:p>
     <w:p>
@@ -5262,13 +5021,13 @@
 </file>
 
 <file path=customXml/itemProps1.xml><?xml version="1.0" encoding="utf-8"?>
-<ds:datastoreItem xmlns:ds="http://schemas.openxmlformats.org/officeDocument/2006/customXml" ds:itemID="{14B8DB9A-4155-4193-B670-8FAEC0E3CCB3}"/>
+<ds:datastoreItem xmlns:ds="http://schemas.openxmlformats.org/officeDocument/2006/customXml" ds:itemID="{C035C401-7197-4C08-B253-85BEF793A19D}"/>
 </file>
 
 <file path=customXml/itemProps2.xml><?xml version="1.0" encoding="utf-8"?>
-<ds:datastoreItem xmlns:ds="http://schemas.openxmlformats.org/officeDocument/2006/customXml" ds:itemID="{D3D66437-E8F2-4DD1-8308-3AEBA651F379}"/>
+<ds:datastoreItem xmlns:ds="http://schemas.openxmlformats.org/officeDocument/2006/customXml" ds:itemID="{C7CB049F-CED1-4812-B776-C32928F01FA2}"/>
 </file>
 
 <file path=customXml/itemProps3.xml><?xml version="1.0" encoding="utf-8"?>
-<ds:datastoreItem xmlns:ds="http://schemas.openxmlformats.org/officeDocument/2006/customXml" ds:itemID="{D14A302A-0FFA-4E9D-9E09-7358C7ED157B}"/>
+<ds:datastoreItem xmlns:ds="http://schemas.openxmlformats.org/officeDocument/2006/customXml" ds:itemID="{D346BFBD-9BAC-41FC-AF96-B27BE87D1F66}"/>
 </file>